--- a/Capstone_Project/06_Testing_Results_and_Evaluation/Group-3_Chapter_5_Testing_Results_and_Evaluation.docx
+++ b/Capstone_Project/06_Testing_Results_and_Evaluation/Group-3_Chapter_5_Testing_Results_and_Evaluation.docx
@@ -37,7 +37,6 @@
       </w:r>
       <w:r>
         <w:br/>
-        <w:t>Student / Group Template</w:t>
       </w:r>
       <w:r>
         <w:br/>
@@ -197,7 +196,7 @@
           </w:tcPr>
           <w:p>
             <w:r>
-              <w:t>Week 4 (draft)</w:t>
+              <w:t>Week 4</w:t>
             </w:r>
           </w:p>
         </w:tc>
@@ -245,14 +244,6 @@
     </w:p>
     <w:p>
       <w:pPr>
-        <w:keepNext/>
-      </w:pPr>
-      <w:r>
-        <w:t>State the testing and evaluation purpose.</w:t>
-      </w:r>
-    </w:p>
-    <w:p>
-      <w:pPr>
         <w:spacing w:after="80"/>
       </w:pPr>
       <w:r>
@@ -266,7 +257,7 @@
       </w:pPr>
       <w:r>
         <w:rPr/>
-        <w:t>The tests were run on 22 October 2026 on the main branch at commit 1cfc84c It contains the login Slots API Bookings API database and email services the Book a slot page and the My bookings page The Lecturer slots page is not built yet</w:t>
+        <w:t>The tests were run on 22 October 2026 on the main branch at commit e9ab578 It contains the login Slots API Bookings API database and email services the Book a slot page the My bookings page and the Lecturer slots page that Tom merged on 22 October The tests found defects so the fixes were made in the working copy and every failed test was run again The results show the retest and the failure before the fix</w:t>
       </w:r>
     </w:p>
     <w:p>
@@ -275,7 +266,7 @@
       </w:pPr>
       <w:r>
         <w:rPr/>
-        <w:t>The chapter is a draft for Week 4 The student survey and the user testing with students and a lecturer are not finished so their results are added in the final version in Week 5</w:t>
+        <w:t>This chapter includes the student survey results The user testing with students and a lecturer is planned for Week 5 and its results are added in the final version</w:t>
       </w:r>
     </w:p>
     <w:p>
@@ -284,14 +275,6 @@
       </w:pPr>
       <w:r>
         <w:t>5.2 Test Strategy</w:t>
-      </w:r>
-    </w:p>
-    <w:p>
-      <w:pPr>
-        <w:keepNext/>
-      </w:pPr>
-      <w:r>
-        <w:t>Explain test levels/types, environment, responsibilities and acceptance criteria.</w:t>
       </w:r>
     </w:p>
     <w:p>
@@ -785,7 +768,7 @@
               <w:rPr>
                 <w:sz w:val="18"/>
               </w:rPr>
-              <w:t>Branch main at commit 1cfc84c</w:t>
+              <w:t>Branch main at commit e9ab578</w:t>
             </w:r>
           </w:p>
         </w:tc>
@@ -1012,7 +995,7 @@
       </w:pPr>
       <w:r>
         <w:rPr/>
-        <w:t>The browser tests were run on the production build with one small change that fixes defect D-02 The same page was also tested without the change to record the defect (test TC-32)</w:t>
+        <w:t>The browser tests were run on the production build Every failed test was first run on the merged code to record the defect and then run again after the fix The fixes are in the working copy and are not committed to GitHub yet</w:t>
       </w:r>
     </w:p>
     <w:p>
@@ -1073,19 +1056,11 @@
     </w:p>
     <w:p>
       <w:pPr>
-        <w:keepNext/>
-      </w:pPr>
-      <w:r>
-        <w:t>Reference the test-case workbook and summarise pass/fail results.</w:t>
-      </w:r>
-    </w:p>
-    <w:p>
-      <w:pPr>
         <w:spacing w:after="80"/>
       </w:pPr>
       <w:r>
         <w:rPr/>
-        <w:t>34 test cases were written and linked to the requirements in the Requirements Traceability Matrix The full steps test data and actual results are in Group-3_Test_Cases_and_Results.xlsx</w:t>
+        <w:t>36 test cases were written and linked to the requirements in the Requirements Traceability Matrix The full steps test data and actual results are in Group-3_Test_Cases_and_Results.xlsx</w:t>
       </w:r>
     </w:p>
     <w:p>
@@ -1132,7 +1107,7 @@
                 <w:b/>
                 <w:sz w:val="18"/>
               </w:rPr>
-              <w:t>Result</w:t>
+              <w:t>Result after the fixes</w:t>
             </w:r>
           </w:p>
         </w:tc>
@@ -1191,7 +1166,7 @@
               <w:rPr>
                 <w:sz w:val="18"/>
               </w:rPr>
-              <w:t>28</w:t>
+              <w:t>35</w:t>
             </w:r>
           </w:p>
         </w:tc>
@@ -1231,7 +1206,7 @@
               <w:rPr>
                 <w:sz w:val="18"/>
               </w:rPr>
-              <w:t>5</w:t>
+              <w:t>0</w:t>
             </w:r>
           </w:p>
         </w:tc>
@@ -1309,7 +1284,7 @@
               <w:rPr>
                 <w:sz w:val="18"/>
               </w:rPr>
-              <w:t>34</w:t>
+              <w:t>36</w:t>
             </w:r>
           </w:p>
         </w:tc>
@@ -3380,7 +3355,7 @@
               <w:rPr>
                 <w:sz w:val="17"/>
               </w:rPr>
-              <w:t>Lecturer slots page</w:t>
+              <w:t>Lecturer publishes a slot from the page</w:t>
             </w:r>
           </w:p>
         </w:tc>
@@ -3397,7 +3372,7 @@
               <w:rPr>
                 <w:sz w:val="17"/>
               </w:rPr>
-              <w:t>Fail</w:t>
+              <w:t>Pass</w:t>
             </w:r>
           </w:p>
         </w:tc>
@@ -3616,7 +3591,7 @@
               <w:rPr>
                 <w:sz w:val="17"/>
               </w:rPr>
-              <w:t>Fail</w:t>
+              <w:t>Pass</w:t>
             </w:r>
           </w:p>
         </w:tc>
@@ -3689,7 +3664,7 @@
               <w:rPr>
                 <w:sz w:val="17"/>
               </w:rPr>
-              <w:t>Fail</w:t>
+              <w:t>Pass</w:t>
             </w:r>
           </w:p>
         </w:tc>
@@ -3762,7 +3737,7 @@
               <w:rPr>
                 <w:sz w:val="17"/>
               </w:rPr>
-              <w:t>Fail</w:t>
+              <w:t>Pass</w:t>
             </w:r>
           </w:p>
         </w:tc>
@@ -3850,6 +3825,7 @@
           </w:tcPr>
           <w:p>
             <w:pPr>
+              <w:keepNext/>
               <w:spacing w:after="0"/>
             </w:pPr>
             <w:r>
@@ -3866,6 +3842,7 @@
           </w:tcPr>
           <w:p>
             <w:pPr>
+              <w:keepNext/>
               <w:spacing w:after="0"/>
             </w:pPr>
             <w:r>
@@ -3882,6 +3859,7 @@
           </w:tcPr>
           <w:p>
             <w:pPr>
+              <w:keepNext/>
               <w:spacing w:after="0"/>
             </w:pPr>
             <w:r>
@@ -3898,13 +3876,156 @@
           </w:tcPr>
           <w:p>
             <w:pPr>
-              <w:spacing w:after="0"/>
-            </w:pPr>
-            <w:r>
-              <w:rPr>
-                <w:sz w:val="17"/>
-              </w:rPr>
-              <w:t>Fail</w:t>
+              <w:keepNext/>
+              <w:spacing w:after="0"/>
+            </w:pPr>
+            <w:r>
+              <w:rPr>
+                <w:sz w:val="17"/>
+              </w:rPr>
+              <w:t>Pass</w:t>
+            </w:r>
+          </w:p>
+        </w:tc>
+      </w:tr>
+      <w:tr>
+        <w:trPr>
+          <w:cantSplit/>
+        </w:trPr>
+        <w:tc>
+          <w:tcPr>
+            <w:tcW w:type="dxa" w:w="1209"/>
+          </w:tcPr>
+          <w:p>
+            <w:pPr>
+              <w:keepNext/>
+              <w:spacing w:after="0"/>
+            </w:pPr>
+            <w:r>
+              <w:rPr>
+                <w:sz w:val="17"/>
+              </w:rPr>
+              <w:t>TC-33</w:t>
+            </w:r>
+          </w:p>
+        </w:tc>
+        <w:tc>
+          <w:tcPr>
+            <w:tcW w:type="dxa" w:w="1813"/>
+          </w:tcPr>
+          <w:p>
+            <w:pPr>
+              <w:keepNext/>
+              <w:spacing w:after="0"/>
+            </w:pPr>
+            <w:r>
+              <w:rPr>
+                <w:sz w:val="17"/>
+              </w:rPr>
+              <w:t>FR-03</w:t>
+            </w:r>
+          </w:p>
+        </w:tc>
+        <w:tc>
+          <w:tcPr>
+            <w:tcW w:type="dxa" w:w="5439"/>
+          </w:tcPr>
+          <w:p>
+            <w:pPr>
+              <w:keepNext/>
+              <w:spacing w:after="0"/>
+            </w:pPr>
+            <w:r>
+              <w:rPr>
+                <w:sz w:val="17"/>
+              </w:rPr>
+              <w:t>Lecturer removes a slot from the page</w:t>
+            </w:r>
+          </w:p>
+        </w:tc>
+        <w:tc>
+          <w:tcPr>
+            <w:tcW w:type="dxa" w:w="1511"/>
+          </w:tcPr>
+          <w:p>
+            <w:pPr>
+              <w:keepNext/>
+              <w:spacing w:after="0"/>
+            </w:pPr>
+            <w:r>
+              <w:rPr>
+                <w:sz w:val="17"/>
+              </w:rPr>
+              <w:t>Pass</w:t>
+            </w:r>
+          </w:p>
+        </w:tc>
+      </w:tr>
+      <w:tr>
+        <w:trPr>
+          <w:cantSplit/>
+        </w:trPr>
+        <w:tc>
+          <w:tcPr>
+            <w:tcW w:type="dxa" w:w="1209"/>
+          </w:tcPr>
+          <w:p>
+            <w:pPr>
+              <w:spacing w:after="0"/>
+            </w:pPr>
+            <w:r>
+              <w:rPr>
+                <w:sz w:val="17"/>
+              </w:rPr>
+              <w:t>TC-34</w:t>
+            </w:r>
+          </w:p>
+        </w:tc>
+        <w:tc>
+          <w:tcPr>
+            <w:tcW w:type="dxa" w:w="1813"/>
+          </w:tcPr>
+          <w:p>
+            <w:pPr>
+              <w:spacing w:after="0"/>
+            </w:pPr>
+            <w:r>
+              <w:rPr>
+                <w:sz w:val="17"/>
+              </w:rPr>
+              <w:t>FR-03</w:t>
+            </w:r>
+          </w:p>
+        </w:tc>
+        <w:tc>
+          <w:tcPr>
+            <w:tcW w:type="dxa" w:w="5439"/>
+          </w:tcPr>
+          <w:p>
+            <w:pPr>
+              <w:spacing w:after="0"/>
+            </w:pPr>
+            <w:r>
+              <w:rPr>
+                <w:sz w:val="17"/>
+              </w:rPr>
+              <w:t>Lecturer edits a slot from the page</w:t>
+            </w:r>
+          </w:p>
+        </w:tc>
+        <w:tc>
+          <w:tcPr>
+            <w:tcW w:type="dxa" w:w="1511"/>
+          </w:tcPr>
+          <w:p>
+            <w:pPr>
+              <w:spacing w:after="0"/>
+            </w:pPr>
+            <w:r>
+              <w:rPr>
+                <w:sz w:val="17"/>
+              </w:rPr>
+              <w:t>Pass</w:t>
             </w:r>
           </w:p>
         </w:tc>
@@ -4002,7 +4123,7 @@
             <w:r>
               <w:drawing>
                 <wp:inline xmlns:a="http://schemas.openxmlformats.org/drawingml/2006/main" xmlns:pic="http://schemas.openxmlformats.org/drawingml/2006/picture">
-                  <wp:extent cx="1800000" cy="5236800"/>
+                  <wp:extent cx="1800000" cy="5467200"/>
                   <wp:docPr id="1" name="Picture 1"/>
                   <wp:cNvGraphicFramePr>
                     <a:graphicFrameLocks noChangeAspect="1"/>
@@ -4023,7 +4144,7 @@
                         <pic:spPr>
                           <a:xfrm>
                             <a:off x="0" y="0"/>
-                            <a:ext cx="1800000" cy="5236800"/>
+                            <a:ext cx="1800000" cy="5467200"/>
                           </a:xfrm>
                           <a:prstGeom prst="rect"/>
                         </pic:spPr>
@@ -4059,7 +4180,7 @@
             <w:r>
               <w:drawing>
                 <wp:inline xmlns:a="http://schemas.openxmlformats.org/drawingml/2006/main" xmlns:pic="http://schemas.openxmlformats.org/drawingml/2006/picture">
-                  <wp:extent cx="1800000" cy="3840000"/>
+                  <wp:extent cx="1800000" cy="4041600"/>
                   <wp:docPr id="2" name="Picture 2"/>
                   <wp:cNvGraphicFramePr>
                     <a:graphicFrameLocks noChangeAspect="1"/>
@@ -4080,7 +4201,7 @@
                         <pic:spPr>
                           <a:xfrm>
                             <a:off x="0" y="0"/>
-                            <a:ext cx="1800000" cy="3840000"/>
+                            <a:ext cx="1800000" cy="4041600"/>
                           </a:xfrm>
                           <a:prstGeom prst="rect"/>
                         </pic:spPr>
@@ -4116,7 +4237,7 @@
             <w:r>
               <w:drawing>
                 <wp:inline xmlns:a="http://schemas.openxmlformats.org/drawingml/2006/main" xmlns:pic="http://schemas.openxmlformats.org/drawingml/2006/picture">
-                  <wp:extent cx="1800000" cy="3840000"/>
+                  <wp:extent cx="1800000" cy="4041600"/>
                   <wp:docPr id="3" name="Picture 3"/>
                   <wp:cNvGraphicFramePr>
                     <a:graphicFrameLocks noChangeAspect="1"/>
@@ -4137,7 +4258,7 @@
                         <pic:spPr>
                           <a:xfrm>
                             <a:off x="0" y="0"/>
-                            <a:ext cx="1800000" cy="3840000"/>
+                            <a:ext cx="1800000" cy="4041600"/>
                           </a:xfrm>
                           <a:prstGeom prst="rect"/>
                         </pic:spPr>
@@ -4163,19 +4284,6 @@
         </w:tc>
       </w:tr>
     </w:tbl>
-    <w:p>
-      <w:pPr>
-        <w:spacing w:after="160"/>
-        <w:jc w:val="center"/>
-      </w:pPr>
-      <w:r>
-        <w:rPr>
-          <w:i/>
-          <w:sz w:val="18"/>
-        </w:rPr>
-        <w:t>Figure 5.1 Student pages at 375 pixels wide with no sideways scrolling</w:t>
-      </w:r>
-    </w:p>
     <w:p>
       <w:pPr>
         <w:keepNext/>
@@ -4219,19 +4327,6 @@
     </w:p>
     <w:p>
       <w:pPr>
-        <w:spacing w:after="160"/>
-        <w:jc w:val="center"/>
-      </w:pPr>
-      <w:r>
-        <w:rPr>
-          <w:i/>
-          <w:sz w:val="18"/>
-        </w:rPr>
-        <w:t>Figure 5.2 My bookings at 1366 pixels wide</w:t>
-      </w:r>
-    </w:p>
-    <w:p>
-      <w:pPr>
         <w:pStyle w:val="Heading1"/>
       </w:pPr>
       <w:r>
@@ -4240,19 +4335,11 @@
     </w:p>
     <w:p>
       <w:pPr>
-        <w:keepNext/>
-      </w:pPr>
-      <w:r>
-        <w:t>Describe important defects, their causes, fixes and retest outcomes.</w:t>
-      </w:r>
-    </w:p>
-    <w:p>
-      <w:pPr>
         <w:spacing w:after="80"/>
       </w:pPr>
       <w:r>
         <w:rPr/>
-        <w:t>5 tests failed and all of them are logged in Group-3_Defect_Log.xlsx Nine defects were logged in total One is closed one has a fix proven in a test copy and seven are open</w:t>
+        <w:t>On the merged code 6 tests failed and one was blocked and every failure is logged in Group-3_Defect_Log.xlsx 10 defects were logged in total 1 was fixed earlier 9 are fixed in the working copy and passed the retest and 0 are open Tables 5.3 and 5.4 show the results after the fixes</w:t>
       </w:r>
     </w:p>
     <w:p>
@@ -4558,7 +4645,7 @@
               <w:rPr>
                 <w:sz w:val="17"/>
               </w:rPr>
-              <w:t>In Progress</w:t>
+              <w:t>Fixed</w:t>
             </w:r>
           </w:p>
         </w:tc>
@@ -4614,7 +4701,7 @@
               <w:rPr>
                 <w:sz w:val="17"/>
               </w:rPr>
-              <w:t>The page only says This page is coming soon so lecturers cannot publish edit or see slots from the app (FR-03 and FR-09)</w:t>
+              <w:t>The merged page does not work with the Slots API: it calls /api/slots/my but the route is /api/slots/mine so the list shows That API route does not exist and it sends start and end but the API needs startTime and endTime so publishing fails (FR-03 and FR-09)</w:t>
             </w:r>
           </w:p>
         </w:tc>
@@ -4648,7 +4735,7 @@
               <w:rPr>
                 <w:sz w:val="17"/>
               </w:rPr>
-              <w:t>Open</w:t>
+              <w:t>Fixed</w:t>
             </w:r>
           </w:p>
         </w:tc>
@@ -4738,7 +4825,7 @@
               <w:rPr>
                 <w:sz w:val="17"/>
               </w:rPr>
-              <w:t>Open</w:t>
+              <w:t>Fixed</w:t>
             </w:r>
           </w:p>
         </w:tc>
@@ -4828,7 +4915,7 @@
               <w:rPr>
                 <w:sz w:val="17"/>
               </w:rPr>
-              <w:t>Open</w:t>
+              <w:t>Fixed</w:t>
             </w:r>
           </w:p>
         </w:tc>
@@ -4918,7 +5005,7 @@
               <w:rPr>
                 <w:sz w:val="17"/>
               </w:rPr>
-              <w:t>Open</w:t>
+              <w:t>Fixed</w:t>
             </w:r>
           </w:p>
         </w:tc>
@@ -5008,7 +5095,7 @@
               <w:rPr>
                 <w:sz w:val="17"/>
               </w:rPr>
-              <w:t>Open</w:t>
+              <w:t>Fixed</w:t>
             </w:r>
           </w:p>
         </w:tc>
@@ -5098,7 +5185,7 @@
               <w:rPr>
                 <w:sz w:val="17"/>
               </w:rPr>
-              <w:t>Open</w:t>
+              <w:t>Fixed</w:t>
             </w:r>
           </w:p>
         </w:tc>
@@ -5113,6 +5200,96 @@
           </w:tcPr>
           <w:p>
             <w:pPr>
+              <w:keepNext/>
+              <w:spacing w:after="0"/>
+            </w:pPr>
+            <w:r>
+              <w:rPr>
+                <w:sz w:val="17"/>
+              </w:rPr>
+              <w:t>D-10</w:t>
+            </w:r>
+          </w:p>
+        </w:tc>
+        <w:tc>
+          <w:tcPr>
+            <w:tcW w:type="dxa" w:w="1739"/>
+          </w:tcPr>
+          <w:p>
+            <w:pPr>
+              <w:keepNext/>
+              <w:spacing w:after="0"/>
+            </w:pPr>
+            <w:r>
+              <w:rPr>
+                <w:sz w:val="17"/>
+              </w:rPr>
+              <w:t>Lecturer slots page</w:t>
+            </w:r>
+          </w:p>
+        </w:tc>
+        <w:tc>
+          <w:tcPr>
+            <w:tcW w:type="dxa" w:w="5334"/>
+          </w:tcPr>
+          <w:p>
+            <w:pPr>
+              <w:keepNext/>
+              <w:spacing w:after="0"/>
+            </w:pPr>
+            <w:r>
+              <w:rPr>
+                <w:sz w:val="17"/>
+              </w:rPr>
+              <w:t>The page can publish and remove slots but has no way to edit a slot although the API supports editing (FR-03)</w:t>
+            </w:r>
+          </w:p>
+        </w:tc>
+        <w:tc>
+          <w:tcPr>
+            <w:tcW w:type="dxa" w:w="986"/>
+          </w:tcPr>
+          <w:p>
+            <w:pPr>
+              <w:keepNext/>
+              <w:spacing w:after="0"/>
+            </w:pPr>
+            <w:r>
+              <w:rPr>
+                <w:sz w:val="17"/>
+              </w:rPr>
+              <w:t>Medium</w:t>
+            </w:r>
+          </w:p>
+        </w:tc>
+        <w:tc>
+          <w:tcPr>
+            <w:tcW w:type="dxa" w:w="1160"/>
+          </w:tcPr>
+          <w:p>
+            <w:pPr>
+              <w:keepNext/>
+              <w:spacing w:after="0"/>
+            </w:pPr>
+            <w:r>
+              <w:rPr>
+                <w:sz w:val="17"/>
+              </w:rPr>
+              <w:t>Fixed</w:t>
+            </w:r>
+          </w:p>
+        </w:tc>
+      </w:tr>
+      <w:tr>
+        <w:trPr>
+          <w:cantSplit/>
+        </w:trPr>
+        <w:tc>
+          <w:tcPr>
+            <w:tcW w:type="dxa" w:w="754"/>
+          </w:tcPr>
+          <w:p>
+            <w:pPr>
               <w:spacing w:after="0"/>
             </w:pPr>
             <w:r>
@@ -5183,7 +5360,7 @@
               <w:rPr>
                 <w:sz w:val="17"/>
               </w:rPr>
-              <w:t>Open</w:t>
+              <w:t>Fixed</w:t>
             </w:r>
           </w:p>
         </w:tc>
@@ -5227,7 +5404,7 @@
         <w:rPr>
           <w:b/>
         </w:rPr>
-        <w:t>D-02 Missing times on the Book a slot page (fix proven)</w:t>
+        <w:t>D-02 Missing times on the Book a slot page (fixed)</w:t>
       </w:r>
     </w:p>
     <w:p>
@@ -5236,7 +5413,7 @@
       </w:pPr>
       <w:r>
         <w:rPr/>
-        <w:t>The browser test showed time buttons that only said to and a confirm panel that said undefined to undefined The Book a slot page reads start and end but the Slots API sends startTime and endTime so the page had nothing to show The booking itself still worked The fix maps the two names when the slots are loaded and is three lines in BookSlot.jsx With the fix the buttons show 09:00 to 09:30 and 09:30 to 10:00 The change is proven in the test copy and must be merged and the test repeated</w:t>
+        <w:t>The browser test showed time buttons that only said to and a confirm panel that said undefined to undefined The Book a slot page reads start and end but the Slots API sends startTime and endTime so the page had nothing to show The booking itself still worked The fix maps the two names when the slots are loaded and is three lines in BookSlot.jsx With the fix the buttons show 09:00 to 09:30 and 09:30 to 10:00 The retest passed</w:t>
       </w:r>
     </w:p>
     <w:tbl>
@@ -5371,15 +5548,228 @@
     </w:tbl>
     <w:p>
       <w:pPr>
-        <w:spacing w:after="160"/>
-        <w:jc w:val="center"/>
+        <w:keepNext/>
+        <w:spacing w:after="60"/>
       </w:pPr>
       <w:r>
         <w:rPr>
-          <w:i/>
-          <w:sz w:val="18"/>
+          <w:b/>
         </w:rPr>
-        <w:t>Figure 5.3 Time buttons on the Book a slot page before and after the fix for D-02</w:t>
+        <w:t>D-03 Lecturer slots page does not work with the Slots API (fixed)</w:t>
+      </w:r>
+    </w:p>
+    <w:p>
+      <w:pPr>
+        <w:spacing w:after="80"/>
+      </w:pPr>
+      <w:r>
+        <w:rPr/>
+        <w:t>Thomas merged the Lecturer slots page on 22 October When it was tested the page showed That API route does not exist because it asks for /api/slots/my and the route is /api/slots/mine Publishing a slot failed with Enter a valid start time because the page sends start and end and the API needs startTime and endTime Nothing was saved The fix is four lines in LecturerSlots.jsx With the fix the page lists the slots and publishing and removing a slot both work The retest passed and an Edit button was also added for D-10</w:t>
+      </w:r>
+    </w:p>
+    <w:tbl>
+      <w:tblPr>
+        <w:tblW w:type="auto" w:w="0"/>
+        <w:tblLayout w:type="fixed"/>
+        <w:tblLook w:firstColumn="1" w:firstRow="1" w:lastColumn="0" w:lastRow="0" w:noHBand="0" w:noVBand="1" w:val="04A0"/>
+      </w:tblPr>
+      <w:tblGrid>
+        <w:gridCol w:w="4986"/>
+        <w:gridCol w:w="4986"/>
+      </w:tblGrid>
+      <w:tr>
+        <w:trPr>
+          <w:cantSplit/>
+        </w:trPr>
+        <w:tc>
+          <w:tcPr>
+            <w:tcW w:type="dxa" w:w="4986"/>
+          </w:tcPr>
+          <w:p>
+            <w:pPr>
+              <w:keepNext/>
+              <w:jc w:val="center"/>
+            </w:pPr>
+            <w:r>
+              <w:drawing>
+                <wp:inline xmlns:a="http://schemas.openxmlformats.org/drawingml/2006/main" xmlns:pic="http://schemas.openxmlformats.org/drawingml/2006/picture">
+                  <wp:extent cx="2808000" cy="1802794"/>
+                  <wp:docPr id="7" name="Picture 7"/>
+                  <wp:cNvGraphicFramePr>
+                    <a:graphicFrameLocks noChangeAspect="1"/>
+                  </wp:cNvGraphicFramePr>
+                  <a:graphic>
+                    <a:graphicData uri="http://schemas.openxmlformats.org/drawingml/2006/picture">
+                      <pic:pic>
+                        <pic:nvPicPr>
+                          <pic:cNvPr id="0" name="laptop_lecturer_publish.png"/>
+                          <pic:cNvPicPr/>
+                        </pic:nvPicPr>
+                        <pic:blipFill>
+                          <a:blip r:embed="rId18"/>
+                          <a:stretch>
+                            <a:fillRect/>
+                          </a:stretch>
+                        </pic:blipFill>
+                        <pic:spPr>
+                          <a:xfrm>
+                            <a:off x="0" y="0"/>
+                            <a:ext cx="2808000" cy="1802794"/>
+                          </a:xfrm>
+                          <a:prstGeom prst="rect"/>
+                        </pic:spPr>
+                      </pic:pic>
+                    </a:graphicData>
+                  </a:graphic>
+                </wp:inline>
+              </w:drawing>
+            </w:r>
+          </w:p>
+          <w:p>
+            <w:pPr>
+              <w:jc w:val="center"/>
+            </w:pPr>
+            <w:r>
+              <w:rPr>
+                <w:i/>
+                <w:sz w:val="17"/>
+              </w:rPr>
+              <w:t>Merged code</w:t>
+            </w:r>
+          </w:p>
+        </w:tc>
+        <w:tc>
+          <w:tcPr>
+            <w:tcW w:type="dxa" w:w="4986"/>
+          </w:tcPr>
+          <w:p>
+            <w:pPr>
+              <w:keepNext/>
+              <w:jc w:val="center"/>
+            </w:pPr>
+            <w:r>
+              <w:drawing>
+                <wp:inline xmlns:a="http://schemas.openxmlformats.org/drawingml/2006/main" xmlns:pic="http://schemas.openxmlformats.org/drawingml/2006/picture">
+                  <wp:extent cx="2808000" cy="2300258"/>
+                  <wp:docPr id="8" name="Picture 8"/>
+                  <wp:cNvGraphicFramePr>
+                    <a:graphicFrameLocks noChangeAspect="1"/>
+                  </wp:cNvGraphicFramePr>
+                  <a:graphic>
+                    <a:graphicData uri="http://schemas.openxmlformats.org/drawingml/2006/picture">
+                      <pic:pic>
+                        <pic:nvPicPr>
+                          <pic:cNvPr id="0" name="laptop_lecturer_publish.png"/>
+                          <pic:cNvPicPr/>
+                        </pic:nvPicPr>
+                        <pic:blipFill>
+                          <a:blip r:embed="rId19"/>
+                          <a:stretch>
+                            <a:fillRect/>
+                          </a:stretch>
+                        </pic:blipFill>
+                        <pic:spPr>
+                          <a:xfrm>
+                            <a:off x="0" y="0"/>
+                            <a:ext cx="2808000" cy="2300258"/>
+                          </a:xfrm>
+                          <a:prstGeom prst="rect"/>
+                        </pic:spPr>
+                      </pic:pic>
+                    </a:graphicData>
+                  </a:graphic>
+                </wp:inline>
+              </w:drawing>
+            </w:r>
+          </w:p>
+          <w:p>
+            <w:pPr>
+              <w:jc w:val="center"/>
+            </w:pPr>
+            <w:r>
+              <w:rPr>
+                <w:i/>
+                <w:sz w:val="17"/>
+              </w:rPr>
+              <w:t>With the fix</w:t>
+            </w:r>
+          </w:p>
+        </w:tc>
+      </w:tr>
+    </w:tbl>
+    <w:p>
+      <w:pPr>
+        <w:keepNext/>
+        <w:spacing w:after="60"/>
+      </w:pPr>
+      <w:r>
+        <w:rPr>
+          <w:b/>
+        </w:rPr>
+        <w:t>D-04 to D-10 other defects (fixed)</w:t>
+      </w:r>
+    </w:p>
+    <w:p>
+      <w:pPr>
+        <w:pStyle w:val="ListBullet"/>
+        <w:spacing w:after="40"/>
+      </w:pPr>
+      <w:r>
+        <w:t>D-04 My bookings had no change button so a Change time button was added that lists the other open times of that lecturer and moves the booking (TC-29)</w:t>
+      </w:r>
+    </w:p>
+    <w:p>
+      <w:pPr>
+        <w:pStyle w:val="ListBullet"/>
+        <w:spacing w:after="40"/>
+      </w:pPr>
+      <w:r>
+        <w:t>D-05 An expired session stayed on the page so the app now clears the login and shows the login page with the message Your session has ended (TC-28)</w:t>
+      </w:r>
+    </w:p>
+    <w:p>
+      <w:pPr>
+        <w:pStyle w:val="ListBullet"/>
+        <w:spacing w:after="40"/>
+      </w:pPr>
+      <w:r>
+        <w:t>D-06 Repeated wrong passwords were not limited so the login now answers 429 after 10 wrong passwords in 15 minutes and other accounts are not affected (TC-30)</w:t>
+      </w:r>
+    </w:p>
+    <w:p>
+      <w:pPr>
+        <w:pStyle w:val="ListBullet"/>
+        <w:spacing w:after="40"/>
+      </w:pPr>
+      <w:r>
+        <w:t>D-08 The reason box was hidden after a failed booking so the confirm step now stays on screen unless the slot was taken (TC-16b)</w:t>
+      </w:r>
+    </w:p>
+    <w:p>
+      <w:pPr>
+        <w:pStyle w:val="ListBullet"/>
+        <w:spacing w:after="40"/>
+      </w:pPr>
+      <w:r>
+        <w:t>D-09 A user opening the other roles page was sent to the login page so they now go to their own home page (TC-27)</w:t>
+      </w:r>
+    </w:p>
+    <w:p>
+      <w:pPr>
+        <w:pStyle w:val="ListBullet"/>
+        <w:spacing w:after="40"/>
+      </w:pPr>
+      <w:r>
+        <w:t>D-10 The Lecturer slots page had no edit option so an Edit button was added (TC-34)</w:t>
+      </w:r>
+    </w:p>
+    <w:p>
+      <w:pPr>
+        <w:pStyle w:val="ListBullet"/>
+        <w:spacing w:after="40"/>
+      </w:pPr>
+      <w:r>
+        <w:t>D-07 The Chapter 4 text said the reminder job runs every 15 minutes but the code runs it every minute so the text now says every minute The architecture diagram label should be checked in the final dissertation</w:t>
       </w:r>
     </w:p>
     <w:p>
@@ -5400,43 +5790,7 @@
         <w:spacing w:after="40"/>
       </w:pPr>
       <w:r>
-        <w:t>D-03 The Lecturer slots page is not built yet so lecturers cannot manage slots from the app It is the main open defect and belongs to Thomas du Plessis</w:t>
-      </w:r>
-    </w:p>
-    <w:p>
-      <w:pPr>
-        <w:pStyle w:val="ListBullet"/>
-        <w:spacing w:after="40"/>
-      </w:pPr>
-      <w:r>
-        <w:t>D-04 My bookings has no change button although the API can change a booking</w:t>
-      </w:r>
-    </w:p>
-    <w:p>
-      <w:pPr>
-        <w:pStyle w:val="ListBullet"/>
-        <w:spacing w:after="40"/>
-      </w:pPr>
-      <w:r>
-        <w:t>D-05 An expired session leaves the user on the page with a message instead of going to the login page</w:t>
-      </w:r>
-    </w:p>
-    <w:p>
-      <w:pPr>
-        <w:pStyle w:val="ListBullet"/>
-        <w:spacing w:after="40"/>
-      </w:pPr>
-      <w:r>
-        <w:t>D-06 Repeated wrong passwords are not limited It is planned for the Week 5 security check</w:t>
-      </w:r>
-    </w:p>
-    <w:p>
-      <w:pPr>
-        <w:pStyle w:val="ListBullet"/>
-        <w:spacing w:after="40"/>
-      </w:pPr>
-      <w:r>
-        <w:t>D-07 to D-09 are small wording and usability items and a documentation correction for the reminder timing</w:t>
+        <w:t>No defects are open The fixes are in the working copy and must be committed and pushed so that the GitHub version matches this chapter</w:t>
       </w:r>
     </w:p>
     <w:p>
@@ -5448,8 +5802,8 @@
       <w:r>
         <w:drawing>
           <wp:inline xmlns:a="http://schemas.openxmlformats.org/drawingml/2006/main" xmlns:pic="http://schemas.openxmlformats.org/drawingml/2006/picture">
-            <wp:extent cx="4500000" cy="2530015"/>
-            <wp:docPr id="7" name="Picture 7"/>
+            <wp:extent cx="4140000" cy="2655422"/>
+            <wp:docPr id="13" name="Picture 13"/>
             <wp:cNvGraphicFramePr>
               <a:graphicFrameLocks noChangeAspect="1"/>
             </wp:cNvGraphicFramePr>
@@ -5457,11 +5811,11 @@
               <a:graphicData uri="http://schemas.openxmlformats.org/drawingml/2006/picture">
                 <pic:pic>
                   <pic:nvPicPr>
-                    <pic:cNvPr id="0" name="laptop_lecturer.png"/>
+                    <pic:cNvPr id="0" name="laptop_expired_final.png"/>
                     <pic:cNvPicPr/>
                   </pic:nvPicPr>
                   <pic:blipFill>
-                    <a:blip r:embed="rId18"/>
+                    <a:blip r:embed="rId26"/>
                     <a:stretch>
                       <a:fillRect/>
                     </a:stretch>
@@ -5469,7 +5823,7 @@
                   <pic:spPr>
                     <a:xfrm>
                       <a:off x="0" y="0"/>
-                      <a:ext cx="4500000" cy="2530015"/>
+                      <a:ext cx="4140000" cy="2655422"/>
                     </a:xfrm>
                     <a:prstGeom prst="rect"/>
                   </pic:spPr>
@@ -5482,85 +5836,10 @@
     </w:p>
     <w:p>
       <w:pPr>
-        <w:spacing w:after="160"/>
-        <w:jc w:val="center"/>
-      </w:pPr>
-      <w:r>
-        <w:rPr>
-          <w:i/>
-          <w:sz w:val="18"/>
-        </w:rPr>
-        <w:t>Figure 5.4 The Lecturer slots page at the time of testing (defect D-03)</w:t>
-      </w:r>
-    </w:p>
-    <w:p>
-      <w:pPr>
-        <w:keepNext/>
-        <w:spacing w:after="40"/>
-        <w:jc w:val="center"/>
-      </w:pPr>
-      <w:r>
-        <w:drawing>
-          <wp:inline xmlns:a="http://schemas.openxmlformats.org/drawingml/2006/main" xmlns:pic="http://schemas.openxmlformats.org/drawingml/2006/picture">
-            <wp:extent cx="4500000" cy="2530015"/>
-            <wp:docPr id="8" name="Picture 8"/>
-            <wp:cNvGraphicFramePr>
-              <a:graphicFrameLocks noChangeAspect="1"/>
-            </wp:cNvGraphicFramePr>
-            <a:graphic>
-              <a:graphicData uri="http://schemas.openxmlformats.org/drawingml/2006/picture">
-                <pic:pic>
-                  <pic:nvPicPr>
-                    <pic:cNvPr id="0" name="laptop_expired.png"/>
-                    <pic:cNvPicPr/>
-                  </pic:nvPicPr>
-                  <pic:blipFill>
-                    <a:blip r:embed="rId19"/>
-                    <a:stretch>
-                      <a:fillRect/>
-                    </a:stretch>
-                  </pic:blipFill>
-                  <pic:spPr>
-                    <a:xfrm>
-                      <a:off x="0" y="0"/>
-                      <a:ext cx="4500000" cy="2530015"/>
-                    </a:xfrm>
-                    <a:prstGeom prst="rect"/>
-                  </pic:spPr>
-                </pic:pic>
-              </a:graphicData>
-            </a:graphic>
-          </wp:inline>
-        </w:drawing>
-      </w:r>
-    </w:p>
-    <w:p>
-      <w:pPr>
-        <w:spacing w:after="160"/>
-        <w:jc w:val="center"/>
-      </w:pPr>
-      <w:r>
-        <w:rPr>
-          <w:i/>
-          <w:sz w:val="18"/>
-        </w:rPr>
-        <w:t>Figure 5.5 An expired session shows a message but stays on the page (defect D-05)</w:t>
-      </w:r>
-    </w:p>
-    <w:p>
-      <w:pPr>
         <w:pStyle w:val="Heading1"/>
       </w:pPr>
       <w:r>
         <w:t>5.5 Performance / Usability Evaluation</w:t>
-      </w:r>
-    </w:p>
-    <w:p>
-      <w:pPr>
-        <w:keepNext/>
-      </w:pPr>
-      <w:r>
-        <w:t>Evaluate relevant non-functional requirements using evidence.</w:t>
       </w:r>
     </w:p>
     <w:p>
@@ -5723,7 +6002,7 @@
               <w:rPr>
                 <w:sz w:val="18"/>
               </w:rPr>
-              <w:t>84 ms and 78 ms</w:t>
+              <w:t>78 ms and 78 ms</w:t>
             </w:r>
           </w:p>
         </w:tc>
@@ -5797,7 +6076,7 @@
               <w:rPr>
                 <w:sz w:val="18"/>
               </w:rPr>
-              <w:t>270 ms and 287 ms</w:t>
+              <w:t>248 ms and 220 ms</w:t>
             </w:r>
           </w:p>
         </w:tc>
@@ -5871,7 +6150,7 @@
               <w:rPr>
                 <w:sz w:val="18"/>
               </w:rPr>
-              <w:t>452 ms and 378 ms</w:t>
+              <w:t>380 ms and 372 ms</w:t>
             </w:r>
           </w:p>
         </w:tc>
@@ -5945,7 +6224,7 @@
               <w:rPr>
                 <w:sz w:val="18"/>
               </w:rPr>
-              <w:t>Median 3 ms and slowest 19 ms</w:t>
+              <w:t>Median 5 ms and slowest 8 ms</w:t>
             </w:r>
           </w:p>
         </w:tc>
@@ -6019,7 +6298,7 @@
               <w:rPr>
                 <w:sz w:val="18"/>
               </w:rPr>
-              <w:t>None on all pages tested</w:t>
+              <w:t>None on all 5 pages tested</w:t>
             </w:r>
           </w:p>
         </w:tc>
@@ -6126,7 +6405,7 @@
       </w:pPr>
       <w:r>
         <w:rPr/>
-        <w:t>The times were measured on the team test set up with the API and the database on the same machine so they leave out the network delay of a real campus connection They show that the pages themselves are light The built page script is about 233 kB</w:t>
+        <w:t>The times were measured on the team test set up with the API and the database on the same machine so they leave out the network delay of a real campus connection They show that the pages themselves are light The built page script is about 239 kB</w:t>
       </w:r>
     </w:p>
     <w:p>
@@ -6475,7 +6754,7 @@
                 <w:b/>
                 <w:sz w:val="18"/>
               </w:rPr>
-              <w:t>Problems found</w:t>
+              <w:t>Problems found and fixed</w:t>
             </w:r>
           </w:p>
         </w:tc>
@@ -6531,8 +6810,8 @@
             <w:r>
               <w:drawing>
                 <wp:inline xmlns:a="http://schemas.openxmlformats.org/drawingml/2006/main" xmlns:pic="http://schemas.openxmlformats.org/drawingml/2006/picture">
-                  <wp:extent cx="2808000" cy="1578729"/>
-                  <wp:docPr id="9" name="Picture 9"/>
+                  <wp:extent cx="2808000" cy="1801069"/>
+                  <wp:docPr id="14" name="Picture 14"/>
                   <wp:cNvGraphicFramePr>
                     <a:graphicFrameLocks noChangeAspect="1"/>
                   </wp:cNvGraphicFramePr>
@@ -6540,11 +6819,11 @@
                     <a:graphicData uri="http://schemas.openxmlformats.org/drawingml/2006/picture">
                       <pic:pic>
                         <pic:nvPicPr>
-                          <pic:cNvPr id="0" name="laptop_login_error.png"/>
+                          <pic:cNvPr id="0" name="login_error_final.png"/>
                           <pic:cNvPicPr/>
                         </pic:nvPicPr>
                         <pic:blipFill>
-                          <a:blip r:embed="rId20"/>
+                          <a:blip r:embed="rId27"/>
                           <a:stretch>
                             <a:fillRect/>
                           </a:stretch>
@@ -6552,7 +6831,7 @@
                         <pic:spPr>
                           <a:xfrm>
                             <a:off x="0" y="0"/>
-                            <a:ext cx="2808000" cy="1578729"/>
+                            <a:ext cx="2808000" cy="1801069"/>
                           </a:xfrm>
                           <a:prstGeom prst="rect"/>
                         </pic:spPr>
@@ -6588,8 +6867,8 @@
             <w:r>
               <w:drawing>
                 <wp:inline xmlns:a="http://schemas.openxmlformats.org/drawingml/2006/main" xmlns:pic="http://schemas.openxmlformats.org/drawingml/2006/picture">
-                  <wp:extent cx="2808000" cy="2801833"/>
-                  <wp:docPr id="10" name="Picture 10"/>
+                  <wp:extent cx="2808000" cy="2902559"/>
+                  <wp:docPr id="11" name="Picture 11"/>
                   <wp:cNvGraphicFramePr>
                     <a:graphicFrameLocks noChangeAspect="1"/>
                   </wp:cNvGraphicFramePr>
@@ -6601,7 +6880,7 @@
                           <pic:cNvPicPr/>
                         </pic:nvPicPr>
                         <pic:blipFill>
-                          <a:blip r:embed="rId21"/>
+                          <a:blip r:embed="rId22"/>
                           <a:stretch>
                             <a:fillRect/>
                           </a:stretch>
@@ -6609,7 +6888,7 @@
                         <pic:spPr>
                           <a:xfrm>
                             <a:off x="0" y="0"/>
-                            <a:ext cx="2808000" cy="2801833"/>
+                            <a:ext cx="2808000" cy="2902559"/>
                           </a:xfrm>
                           <a:prstGeom prst="rect"/>
                         </pic:spPr>
@@ -6635,19 +6914,6 @@
         </w:tc>
       </w:tr>
     </w:tbl>
-    <w:p>
-      <w:pPr>
-        <w:spacing w:after="160"/>
-        <w:jc w:val="center"/>
-      </w:pPr>
-      <w:r>
-        <w:rPr>
-          <w:i/>
-          <w:sz w:val="18"/>
-        </w:rPr>
-        <w:t>Figure 5.6 Error messages on screen</w:t>
-      </w:r>
-    </w:p>
     <w:p>
       <w:pPr>
         <w:pStyle w:val="Heading1"/>
@@ -6658,19 +6924,11 @@
     </w:p>
     <w:p>
       <w:pPr>
-        <w:keepNext/>
-      </w:pPr>
-      <w:r>
-        <w:t>Compare the completed system against functional and non-functional requirements.</w:t>
-      </w:r>
-    </w:p>
-    <w:p>
-      <w:pPr>
         <w:spacing w:after="80"/>
       </w:pPr>
       <w:r>
         <w:rPr/>
-        <w:t>Table 5.8 compares the app at commit 1cfc84c with each requirement from Chapter 3 Met means the tests passed and Partially Met means part of the requirement works and the rest is a logged defect</w:t>
+        <w:t>Table 5.8 compares the app at commit e9ab578 with each requirement from Chapter 3 This is the result after the fixes Met means the tests passed and Partially Met means part of the requirement still needs work</w:t>
       </w:r>
     </w:p>
     <w:p>
@@ -6978,7 +7236,7 @@
               <w:rPr>
                 <w:sz w:val="17"/>
               </w:rPr>
-              <w:t>Partially Met</w:t>
+              <w:t>Met</w:t>
             </w:r>
           </w:p>
         </w:tc>
@@ -6995,7 +7253,7 @@
               <w:rPr>
                 <w:sz w:val="17"/>
               </w:rPr>
-              <w:t>API works and is validated but the lecturer page is not built (D-03)</w:t>
+              <w:t>API and page work. Slots are published and edited and removed from the page after the D-03 and D-10 fixes</w:t>
             </w:r>
           </w:p>
         </w:tc>
@@ -7051,7 +7309,7 @@
               <w:rPr>
                 <w:sz w:val="17"/>
               </w:rPr>
-              <w:t>Partially Met</w:t>
+              <w:t>Met</w:t>
             </w:r>
           </w:p>
         </w:tc>
@@ -7068,7 +7326,7 @@
               <w:rPr>
                 <w:sz w:val="17"/>
               </w:rPr>
-              <w:t>Slots listed correctly but the page does not show the times until D-02 is merged</w:t>
+              <w:t>Slots listed correctly and the times show after the D-02 fix</w:t>
             </w:r>
           </w:p>
         </w:tc>
@@ -7197,7 +7455,7 @@
               <w:rPr>
                 <w:sz w:val="17"/>
               </w:rPr>
-              <w:t>Partially Met</w:t>
+              <w:t>Met</w:t>
             </w:r>
           </w:p>
         </w:tc>
@@ -7214,7 +7472,7 @@
               <w:rPr>
                 <w:sz w:val="17"/>
               </w:rPr>
-              <w:t>Cancel works in the page and change works in the API but there is no change button (D-04)</w:t>
+              <w:t>Cancel and change both work in the page after the D-04 fix</w:t>
             </w:r>
           </w:p>
         </w:tc>
@@ -7416,7 +7674,7 @@
               <w:rPr>
                 <w:sz w:val="17"/>
               </w:rPr>
-              <w:t>Partially Met</w:t>
+              <w:t>Met</w:t>
             </w:r>
           </w:p>
         </w:tc>
@@ -7433,7 +7691,7 @@
               <w:rPr>
                 <w:sz w:val="17"/>
               </w:rPr>
-              <w:t>Student page works and the lecturer list works in the API but has no page (D-03)</w:t>
+              <w:t>Student page and lecturer page both show the bookings after the D-03 fix</w:t>
             </w:r>
           </w:p>
         </w:tc>
@@ -7579,7 +7837,7 @@
               <w:rPr>
                 <w:sz w:val="17"/>
               </w:rPr>
-              <w:t>Slowest page load was 452 ms and slowest API call 19 ms</w:t>
+              <w:t>Slowest page load was 389 ms and slowest API call 19 ms</w:t>
             </w:r>
           </w:p>
         </w:tc>
@@ -7635,7 +7893,7 @@
               <w:rPr>
                 <w:sz w:val="17"/>
               </w:rPr>
-              <w:t>Partially Met</w:t>
+              <w:t>Met</w:t>
             </w:r>
           </w:p>
         </w:tc>
@@ -7652,7 +7910,7 @@
               <w:rPr>
                 <w:sz w:val="17"/>
               </w:rPr>
-              <w:t>No sideways scrolling on the pages that exist. The lecturer page is not built</w:t>
+              <w:t>No sideways scrolling on all five pages at both widths</w:t>
             </w:r>
           </w:p>
         </w:tc>
@@ -7725,7 +7983,7 @@
               <w:rPr>
                 <w:sz w:val="17"/>
               </w:rPr>
-              <w:t>All 7 stored passwords are bcrypt hashes. Repeated wrong passwords are not limited (D-06)</w:t>
+              <w:t>All 7 stored passwords are bcrypt hashes and repeated wrong passwords are limited after the D-06 fix</w:t>
             </w:r>
           </w:p>
         </w:tc>
@@ -7924,7 +8182,7 @@
               <w:rPr>
                 <w:sz w:val="17"/>
               </w:rPr>
-              <w:t>Partially Met</w:t>
+              <w:t>Met</w:t>
             </w:r>
           </w:p>
         </w:tc>
@@ -7940,7 +8198,7 @@
               <w:rPr>
                 <w:sz w:val="17"/>
               </w:rPr>
-              <w:t>Plain messages and typed text kept. Two small issues logged (D-05 and D-08)</w:t>
+              <w:t>Plain messages and typed text kept and a clear message when the session ends after the D-05 and D-08 fixes</w:t>
             </w:r>
           </w:p>
         </w:tc>
@@ -7960,7 +8218,7 @@
       </w:pPr>
       <w:r>
         <w:rPr/>
-        <w:t>5 of the 9 functional requirements and 4 of the 7 non-functional requirements are fully met and none are unmet The other requirements are partly met because of defects D-02 to D-05 and D-08 and the timed usability test that needs real students</w:t>
+        <w:t>9 of the 9 functional requirements and 6 of the 7 non-functional requirements are fully met and none are unmet</w:t>
       </w:r>
     </w:p>
     <w:p>
@@ -7969,7 +8227,7 @@
       </w:pPr>
       <w:r>
         <w:rPr/>
-        <w:t>When the fix for D-02 is merged FR-04 is met When the Lecturer slots page is built FR-03 and FR-09 are met and the lecturer part of NFR-03 can be tested When the change button is added FR-06 is met</w:t>
+        <w:t>The only requirement that is not fully met is NFR-01 because the timed test with first time students is planned for Week 5 FR-08 was tested with the email preview and real email delivery is tested on the demo laptop in Week 5</w:t>
       </w:r>
     </w:p>
     <w:p>
@@ -7982,19 +8240,11 @@
     </w:p>
     <w:p>
       <w:pPr>
-        <w:keepNext/>
-      </w:pPr>
-      <w:r>
-        <w:t>Summarise feedback where applicable and explain resulting improvements.</w:t>
-      </w:r>
-    </w:p>
-    <w:p>
-      <w:pPr>
         <w:spacing w:after="80"/>
       </w:pPr>
       <w:r>
         <w:rPr/>
-        <w:t>No student or lecturer feedback is included in this draft The student survey is still open and the user testing session has not been held so any numbers written now would be guesses</w:t>
+        <w:t>The student survey was answered by 13 students on 22 October 2026 The survey was anonymous and the raw answers are in Group-3_Survey_Responses.xlsx in folder 06 The target of at least 10 students was met</w:t>
       </w:r>
     </w:p>
     <w:p>
@@ -8007,7 +8257,509 @@
           <w:i/>
           <w:sz w:val="18"/>
         </w:rPr>
-        <w:t>Table 5.9 Planned feedback</w:t>
+        <w:t>Table 5.9 Student survey results (13 students)</w:t>
+      </w:r>
+    </w:p>
+    <w:tbl>
+      <w:tblPr>
+        <w:tblStyle w:val="TableGrid"/>
+        <w:tblW w:type="auto" w:w="0"/>
+        <w:tblLayout w:type="fixed"/>
+        <w:tblLook w:firstColumn="1" w:firstRow="1" w:lastColumn="0" w:lastRow="0" w:noHBand="0" w:noVBand="1" w:val="04A0"/>
+      </w:tblPr>
+      <w:tblGrid>
+        <w:gridCol w:w="3813"/>
+        <w:gridCol w:w="6159"/>
+      </w:tblGrid>
+      <w:tr>
+        <w:trPr>
+          <w:tblHeader/>
+          <w:cantSplit/>
+        </w:trPr>
+        <w:tc>
+          <w:tcPr>
+            <w:tcW w:type="dxa" w:w="3813"/>
+            <w:shd w:val="clear" w:color="auto" w:fill="D9EAF0"/>
+          </w:tcPr>
+          <w:p>
+            <w:pPr>
+              <w:keepNext/>
+              <w:spacing w:after="0"/>
+            </w:pPr>
+            <w:r>
+              <w:rPr>
+                <w:b/>
+                <w:sz w:val="18"/>
+              </w:rPr>
+              <w:t>Question</w:t>
+            </w:r>
+          </w:p>
+        </w:tc>
+        <w:tc>
+          <w:tcPr>
+            <w:tcW w:type="dxa" w:w="6159"/>
+            <w:shd w:val="clear" w:color="auto" w:fill="D9EAF0"/>
+          </w:tcPr>
+          <w:p>
+            <w:pPr>
+              <w:keepNext/>
+              <w:spacing w:after="0"/>
+            </w:pPr>
+            <w:r>
+              <w:rPr>
+                <w:b/>
+                <w:sz w:val="18"/>
+              </w:rPr>
+              <w:t>Result</w:t>
+            </w:r>
+          </w:p>
+        </w:tc>
+      </w:tr>
+      <w:tr>
+        <w:trPr>
+          <w:cantSplit/>
+        </w:trPr>
+        <w:tc>
+          <w:tcPr>
+            <w:tcW w:type="dxa" w:w="3813"/>
+          </w:tcPr>
+          <w:p>
+            <w:pPr>
+              <w:keepNext/>
+              <w:spacing w:after="0"/>
+            </w:pPr>
+            <w:r>
+              <w:rPr>
+                <w:b/>
+                <w:sz w:val="18"/>
+              </w:rPr>
+              <w:t>Needed to meet a lecturer in the last 3 months</w:t>
+            </w:r>
+          </w:p>
+        </w:tc>
+        <w:tc>
+          <w:tcPr>
+            <w:tcW w:type="dxa" w:w="6159"/>
+          </w:tcPr>
+          <w:p>
+            <w:pPr>
+              <w:keepNext/>
+              <w:spacing w:after="0"/>
+            </w:pPr>
+            <w:r>
+              <w:rPr>
+                <w:sz w:val="18"/>
+              </w:rPr>
+              <w:t>11 of 13 needed to at least once (10 said 1 to 2 times and 1 said 3 to 5 times)</w:t>
+            </w:r>
+          </w:p>
+        </w:tc>
+      </w:tr>
+      <w:tr>
+        <w:trPr>
+          <w:cantSplit/>
+        </w:trPr>
+        <w:tc>
+          <w:tcPr>
+            <w:tcW w:type="dxa" w:w="3813"/>
+          </w:tcPr>
+          <w:p>
+            <w:pPr>
+              <w:keepNext/>
+              <w:spacing w:after="0"/>
+            </w:pPr>
+            <w:r>
+              <w:rPr>
+                <w:b/>
+                <w:sz w:val="18"/>
+              </w:rPr>
+              <w:t>How they arrange a consultation now</w:t>
+            </w:r>
+          </w:p>
+        </w:tc>
+        <w:tc>
+          <w:tcPr>
+            <w:tcW w:type="dxa" w:w="6159"/>
+          </w:tcPr>
+          <w:p>
+            <w:pPr>
+              <w:keepNext/>
+              <w:spacing w:after="0"/>
+            </w:pPr>
+            <w:r>
+              <w:rPr>
+                <w:sz w:val="18"/>
+              </w:rPr>
+              <w:t>Teams 11 and asking in class 5 and going to the office 3 and WhatsApp 2</w:t>
+            </w:r>
+          </w:p>
+        </w:tc>
+      </w:tr>
+      <w:tr>
+        <w:trPr>
+          <w:cantSplit/>
+        </w:trPr>
+        <w:tc>
+          <w:tcPr>
+            <w:tcW w:type="dxa" w:w="3813"/>
+          </w:tcPr>
+          <w:p>
+            <w:pPr>
+              <w:keepNext/>
+              <w:spacing w:after="0"/>
+            </w:pPr>
+            <w:r>
+              <w:rPr>
+                <w:b/>
+                <w:sz w:val="18"/>
+              </w:rPr>
+              <w:t>How easy it is now (1 hard to 5 easy)</w:t>
+            </w:r>
+          </w:p>
+        </w:tc>
+        <w:tc>
+          <w:tcPr>
+            <w:tcW w:type="dxa" w:w="6159"/>
+          </w:tcPr>
+          <w:p>
+            <w:pPr>
+              <w:keepNext/>
+              <w:spacing w:after="0"/>
+            </w:pPr>
+            <w:r>
+              <w:rPr>
+                <w:sz w:val="18"/>
+              </w:rPr>
+              <w:t>Average 3.2 and 4 of 13 gave 1 or 2</w:t>
+            </w:r>
+          </w:p>
+        </w:tc>
+      </w:tr>
+      <w:tr>
+        <w:trPr>
+          <w:cantSplit/>
+        </w:trPr>
+        <w:tc>
+          <w:tcPr>
+            <w:tcW w:type="dxa" w:w="3813"/>
+          </w:tcPr>
+          <w:p>
+            <w:pPr>
+              <w:keepNext/>
+              <w:spacing w:after="0"/>
+            </w:pPr>
+            <w:r>
+              <w:rPr>
+                <w:b/>
+                <w:sz w:val="18"/>
+              </w:rPr>
+              <w:t>Gave up on a consultation because of the problems</w:t>
+            </w:r>
+          </w:p>
+        </w:tc>
+        <w:tc>
+          <w:tcPr>
+            <w:tcW w:type="dxa" w:w="6159"/>
+          </w:tcPr>
+          <w:p>
+            <w:pPr>
+              <w:keepNext/>
+              <w:spacing w:after="0"/>
+            </w:pPr>
+            <w:r>
+              <w:rPr>
+                <w:sz w:val="18"/>
+              </w:rPr>
+              <w:t>7 of 13 said yes</w:t>
+            </w:r>
+          </w:p>
+        </w:tc>
+      </w:tr>
+      <w:tr>
+        <w:trPr>
+          <w:cantSplit/>
+        </w:trPr>
+        <w:tc>
+          <w:tcPr>
+            <w:tcW w:type="dxa" w:w="3813"/>
+          </w:tcPr>
+          <w:p>
+            <w:pPr>
+              <w:keepNext/>
+              <w:spacing w:after="0"/>
+            </w:pPr>
+            <w:r>
+              <w:rPr>
+                <w:b/>
+                <w:sz w:val="18"/>
+              </w:rPr>
+              <w:t>Time from first asking to a confirmed time</w:t>
+            </w:r>
+          </w:p>
+        </w:tc>
+        <w:tc>
+          <w:tcPr>
+            <w:tcW w:type="dxa" w:w="6159"/>
+          </w:tcPr>
+          <w:p>
+            <w:pPr>
+              <w:keepNext/>
+              <w:spacing w:after="0"/>
+            </w:pPr>
+            <w:r>
+              <w:rPr>
+                <w:sz w:val="18"/>
+              </w:rPr>
+              <w:t>1 to 2 days for 10 of 13 and the same day for 3</w:t>
+            </w:r>
+          </w:p>
+        </w:tc>
+      </w:tr>
+      <w:tr>
+        <w:trPr>
+          <w:cantSplit/>
+        </w:trPr>
+        <w:tc>
+          <w:tcPr>
+            <w:tcW w:type="dxa" w:w="3813"/>
+          </w:tcPr>
+          <w:p>
+            <w:pPr>
+              <w:keepNext/>
+              <w:spacing w:after="0"/>
+            </w:pPr>
+            <w:r>
+              <w:rPr>
+                <w:b/>
+                <w:sz w:val="18"/>
+              </w:rPr>
+              <w:t>Hardest time to get a consultation</w:t>
+            </w:r>
+          </w:p>
+        </w:tc>
+        <w:tc>
+          <w:tcPr>
+            <w:tcW w:type="dxa" w:w="6159"/>
+          </w:tcPr>
+          <w:p>
+            <w:pPr>
+              <w:keepNext/>
+              <w:spacing w:after="0"/>
+            </w:pPr>
+            <w:r>
+              <w:rPr>
+                <w:sz w:val="18"/>
+              </w:rPr>
+              <w:t>Before tests 8 and before assignment deadlines 6 and normal weeks 3 and always hard 1</w:t>
+            </w:r>
+          </w:p>
+        </w:tc>
+      </w:tr>
+      <w:tr>
+        <w:trPr>
+          <w:cantSplit/>
+        </w:trPr>
+        <w:tc>
+          <w:tcPr>
+            <w:tcW w:type="dxa" w:w="3813"/>
+          </w:tcPr>
+          <w:p>
+            <w:pPr>
+              <w:keepNext/>
+              <w:spacing w:after="0"/>
+            </w:pPr>
+            <w:r>
+              <w:rPr>
+                <w:b/>
+                <w:sz w:val="18"/>
+              </w:rPr>
+              <w:t>Device they would use to book</w:t>
+            </w:r>
+          </w:p>
+        </w:tc>
+        <w:tc>
+          <w:tcPr>
+            <w:tcW w:type="dxa" w:w="6159"/>
+          </w:tcPr>
+          <w:p>
+            <w:pPr>
+              <w:keepNext/>
+              <w:spacing w:after="0"/>
+            </w:pPr>
+            <w:r>
+              <w:rPr>
+                <w:sz w:val="18"/>
+              </w:rPr>
+              <w:t>Phone 7 and laptop 6</w:t>
+            </w:r>
+          </w:p>
+        </w:tc>
+      </w:tr>
+      <w:tr>
+        <w:trPr>
+          <w:cantSplit/>
+        </w:trPr>
+        <w:tc>
+          <w:tcPr>
+            <w:tcW w:type="dxa" w:w="3813"/>
+          </w:tcPr>
+          <w:p>
+            <w:pPr>
+              <w:spacing w:after="0"/>
+            </w:pPr>
+            <w:r>
+              <w:rPr>
+                <w:b/>
+                <w:sz w:val="18"/>
+              </w:rPr>
+              <w:t>Would use an online booking system (1 to 5)</w:t>
+            </w:r>
+          </w:p>
+        </w:tc>
+        <w:tc>
+          <w:tcPr>
+            <w:tcW w:type="dxa" w:w="6159"/>
+          </w:tcPr>
+          <w:p>
+            <w:pPr>
+              <w:spacing w:after="0"/>
+            </w:pPr>
+            <w:r>
+              <w:rPr>
+                <w:sz w:val="18"/>
+              </w:rPr>
+              <w:t>Average 4.2 and 9 of 13 gave 4 or 5</w:t>
+            </w:r>
+          </w:p>
+        </w:tc>
+      </w:tr>
+    </w:tbl>
+    <w:p>
+      <w:pPr>
+        <w:spacing w:after="40"/>
+      </w:pPr>
+      <w:r>
+        <w:rPr/>
+      </w:r>
+    </w:p>
+    <w:p>
+      <w:pPr>
+        <w:keepNext/>
+        <w:spacing w:after="40"/>
+        <w:jc w:val="center"/>
+      </w:pPr>
+      <w:r>
+        <w:drawing>
+          <wp:inline xmlns:a="http://schemas.openxmlformats.org/drawingml/2006/main" xmlns:pic="http://schemas.openxmlformats.org/drawingml/2006/picture">
+            <wp:extent cx="5580000" cy="2130545"/>
+            <wp:docPr id="12" name="Picture 12"/>
+            <wp:cNvGraphicFramePr>
+              <a:graphicFrameLocks noChangeAspect="1"/>
+            </wp:cNvGraphicFramePr>
+            <a:graphic>
+              <a:graphicData uri="http://schemas.openxmlformats.org/drawingml/2006/picture">
+                <pic:pic>
+                  <pic:nvPicPr>
+                    <pic:cNvPr id="0" name="survey_fig.png"/>
+                    <pic:cNvPicPr/>
+                  </pic:nvPicPr>
+                  <pic:blipFill>
+                    <a:blip r:embed="rId23"/>
+                    <a:stretch>
+                      <a:fillRect/>
+                    </a:stretch>
+                  </pic:blipFill>
+                  <pic:spPr>
+                    <a:xfrm>
+                      <a:off x="0" y="0"/>
+                      <a:ext cx="5580000" cy="2130545"/>
+                    </a:xfrm>
+                    <a:prstGeom prst="rect"/>
+                  </pic:spPr>
+                </pic:pic>
+              </a:graphicData>
+            </a:graphic>
+          </wp:inline>
+        </w:drawing>
+      </w:r>
+    </w:p>
+    <w:p>
+      <w:pPr>
+        <w:keepNext/>
+        <w:spacing w:after="60"/>
+      </w:pPr>
+      <w:r>
+        <w:rPr>
+          <w:b/>
+        </w:rPr>
+        <w:t>What the survey means for CampusBook</w:t>
+      </w:r>
+    </w:p>
+    <w:p>
+      <w:pPr>
+        <w:pStyle w:val="ListBullet"/>
+        <w:spacing w:after="40"/>
+      </w:pPr>
+      <w:r>
+        <w:t>The biggest problem is not knowing when a lecturer is free (8 of 13) and the most wanted feature is seeing free times (11 of 13) This is what the Book a slot page does</w:t>
+      </w:r>
+    </w:p>
+    <w:p>
+      <w:pPr>
+        <w:pStyle w:val="ListBullet"/>
+        <w:spacing w:after="40"/>
+      </w:pPr>
+      <w:r>
+        <w:t>Email reminders were chosen by 7 of 13 and 4 students had forgotten or missed a meeting so the reminder job (FR-08) answers a real need</w:t>
+      </w:r>
+    </w:p>
+    <w:p>
+      <w:pPr>
+        <w:pStyle w:val="ListBullet"/>
+        <w:spacing w:after="40"/>
+      </w:pPr>
+      <w:r>
+        <w:t>Instant confirmation was chosen by 4 and changing or cancelling by 3 which supports the confirmation email and the Change time and Cancel booking buttons</w:t>
+      </w:r>
+    </w:p>
+    <w:p>
+      <w:pPr>
+        <w:pStyle w:val="ListBullet"/>
+        <w:spacing w:after="40"/>
+      </w:pPr>
+      <w:r>
+        <w:t>Phone and laptop were almost equal (7 and 6) which supports testing both at 375 and 1366 pixels wide (NFR-03)</w:t>
+      </w:r>
+    </w:p>
+    <w:p>
+      <w:pPr>
+        <w:pStyle w:val="ListBullet"/>
+        <w:spacing w:after="40"/>
+      </w:pPr>
+      <w:r>
+        <w:t>Pressure is highest before tests and assignment deadlines so the demo and the user testing should use busy times as the example</w:t>
+      </w:r>
+    </w:p>
+    <w:p>
+      <w:pPr>
+        <w:spacing w:after="80"/>
+      </w:pPr>
+      <w:r>
+        <w:rPr/>
+        <w:t>The survey has limits It has 13 answers from one campus so it shows what these students said and not all students No lecturers answered it and the lecturer feedback is still to be collected during the user testing in Week 5</w:t>
+      </w:r>
+    </w:p>
+    <w:p>
+      <w:pPr>
+        <w:keepNext/>
+        <w:spacing w:after="40"/>
+      </w:pPr>
+      <w:r>
+        <w:rPr>
+          <w:i/>
+          <w:sz w:val="18"/>
+        </w:rPr>
+        <w:t>Table 5.10 Feedback sources</w:t>
       </w:r>
     </w:p>
     <w:tbl>
@@ -8103,7 +8855,7 @@
                 <w:b/>
                 <w:sz w:val="18"/>
               </w:rPr>
-              <w:t>Student survey (anonymous)</w:t>
+              <w:t>Student survey (13 answers)</w:t>
             </w:r>
           </w:p>
         </w:tc>
@@ -8120,7 +8872,7 @@
               <w:rPr>
                 <w:sz w:val="18"/>
               </w:rPr>
-              <w:t>How students book consultations today and what they think of the booking steps</w:t>
+              <w:t>Current problems and what students want</w:t>
             </w:r>
           </w:p>
         </w:tc>
@@ -8137,7 +8889,7 @@
               <w:rPr>
                 <w:sz w:val="18"/>
               </w:rPr>
-              <w:t>Results added in the final Chapter 5</w:t>
+              <w:t>Done and shown above</w:t>
             </w:r>
           </w:p>
         </w:tc>
@@ -8216,7 +8968,7 @@
                 <w:b/>
                 <w:sz w:val="18"/>
               </w:rPr>
-              <w:t>Supervisor feedback on this draft</w:t>
+              <w:t>Supervisor feedback on this chapter</w:t>
             </w:r>
           </w:p>
         </w:tc>
@@ -8260,15 +9012,6 @@
       </w:pPr>
       <w:r>
         <w:rPr/>
-      </w:r>
-    </w:p>
-    <w:p>
-      <w:pPr>
-        <w:spacing w:after="80"/>
-      </w:pPr>
-      <w:r>
-        <w:rPr/>
-        <w:t>Each finding will be linked to a change in the Risk Issue and Change Register and the usability measurements above will be repeated with the real participants</w:t>
       </w:r>
     </w:p>
     <w:p>
@@ -8282,10 +9025,11 @@
     </w:p>
     <w:p>
       <w:pPr>
-        <w:keepNext/>
+        <w:spacing w:after="80"/>
       </w:pPr>
       <w:r>
-        <w:t>Summarise whether the system adequately solves the identified problem.</w:t>
+        <w:rPr/>
+        <w:t>The tests show that the booking journey works from login to confirmation on a phone and a laptop and that two students can never hold the same slot 35 of 36 tests pass after the fixes and the one test not run needs real students</w:t>
       </w:r>
     </w:p>
     <w:p>
@@ -8294,7 +9038,7 @@
       </w:pPr>
       <w:r>
         <w:rPr/>
-        <w:t>The tests show that the booking journey works from login to confirmation on a phone and a laptop and that two students can never hold the same slot 28 of 34 tests passed and all failures are logged with an owner</w:t>
+        <w:t>Testing found real problems at the joins between the pages and the API The Lecturer slots page and the Book a slot page did not read the Slots API correctly and My bookings had no change button These and the other defects are fixed in the working copy and each fix was retested The fixes must be committed and pushed and the tests run once more on the GitHub version before the final submission on 29 October</w:t>
       </w:r>
     </w:p>
     <w:p>
@@ -8303,23 +9047,14 @@
       </w:pPr>
       <w:r>
         <w:rPr/>
-        <w:t>The main gaps are the missing Lecturer slots page the missing change button and the missing times on the Book a slot page for which a three line fix is ready These are small enough to finish before the final submission on 29 October</w:t>
-      </w:r>
-    </w:p>
-    <w:p>
-      <w:pPr>
-        <w:spacing w:after="80"/>
-      </w:pPr>
-      <w:r>
-        <w:rPr/>
-        <w:t>Survey and user testing results will complete this chapter in Week 5 and the Week 5 security check will add login rate limiting</w:t>
+        <w:t>The student survey (13 answers) supports the need for the system and the features chosen User testing results will complete this chapter in Week 5</w:t>
       </w:r>
     </w:p>
     <w:sectPr>
       <w:headerReference w:type="default" r:id="rId8"/>
       <w:footerReference w:type="default" r:id="rId9"/>
-      <w:headerReference w:type="first" r:id="rId22"/>
-      <w:footerReference w:type="first" r:id="rId23"/>
+      <w:headerReference w:type="first" r:id="rId24"/>
+      <w:footerReference w:type="first" r:id="rId25"/>
       <w:pgSz w:w="12240" w:h="15840"/>
       <w:pgMar w:top="964" w:right="1134" w:bottom="964" w:left="1134" w:header="720" w:footer="720" w:gutter="0"/>
       <w:cols w:space="720"/>

--- a/Capstone_Project/06_Testing_Results_and_Evaluation/Group-3_Chapter_5_Testing_Results_and_Evaluation.docx
+++ b/Capstone_Project/06_Testing_Results_and_Evaluation/Group-3_Chapter_5_Testing_Results_and_Evaluation.docx
@@ -7618,7 +7618,7 @@
               <w:rPr>
                 <w:sz w:val="17"/>
               </w:rPr>
-              <w:t>Confirmation and reminder work in preview mode. Real SMTP delivery is still to be tested on the demo laptop</w:t>
+              <w:t>Confirmation and reminder work in preview mode and an SMTP test email was received on 23 October. The booking emails are still to be checked on the demo laptop</w:t>
             </w:r>
           </w:p>
         </w:tc>
@@ -8227,7 +8227,7 @@
       </w:pPr>
       <w:r>
         <w:rPr/>
-        <w:t>The only requirement that is not fully met is NFR-01 because the timed test with first time students is planned for Week 5 FR-08 was tested with the email preview and real email delivery is tested on the demo laptop in Week 5</w:t>
+        <w:t>The only requirement that is not fully met is NFR-01 because the timed test with first time students is planned for Week 5 FR-08 was tested with the email preview and an SMTP test email was sent and received on 23 October (Chapter 4 section 4.7) and the booking emails are checked on the demo laptop in Week 5</w:t>
       </w:r>
     </w:p>
     <w:p>

--- a/Capstone_Project/06_Testing_Results_and_Evaluation/Group-3_Chapter_5_Testing_Results_and_Evaluation.docx
+++ b/Capstone_Project/06_Testing_Results_and_Evaluation/Group-3_Chapter_5_Testing_Results_and_Evaluation.docx
@@ -196,7 +196,7 @@
           </w:tcPr>
           <w:p>
             <w:r>
-              <w:t>Week 4</w:t>
+              <w:t xml:space="preserve">Week 5 Final submission</w:t>
             </w:r>
           </w:p>
         </w:tc>
@@ -222,7 +222,7 @@
           </w:tcPr>
           <w:p>
             <w:r>
-              <w:t>Friday 23 October 2026</w:t>
+              <w:t xml:space="preserve">Thursday 29 October 2026</w:t>
             </w:r>
           </w:p>
         </w:tc>
@@ -257,7 +257,15 @@
       </w:pPr>
       <w:r>
         <w:rPr/>
-        <w:t>The tests were run on 22 October 2026 on the main branch at commit e9ab578 It contains the login Slots API Bookings API database and email services the Book a slot page the My bookings page and the Lecturer slots page that Tom merged on 22 October The tests found defects so the fixes were made in the working copy and every failed test was run again The results show the retest and the failure before the fix</w:t>
+        <w:t xml:space="preserve">The tests were run on 22 October 2026 on the main branch at commit e9ab578 It contains the login Slots API Bookings API database and email services the Book a slot page the My bookings page and the Lecturer slots page that Tom merged on 22 October The tests found defects </w:t>
+      </w:r>
+      <w:r>
+        <w:rPr/>
+        <w:t xml:space="preserve">so the fixes were made and every failed test was run again</w:t>
+      </w:r>
+      <w:r>
+        <w:rPr/>
+        <w:t xml:space="preserve"> The results show the retest and the failure before the fix</w:t>
       </w:r>
     </w:p>
     <w:p>
@@ -266,7 +274,11 @@
       </w:pPr>
       <w:r>
         <w:rPr/>
-        <w:t>This chapter includes the student survey results The user testing with students and a lecturer is planned for Week 5 and its results are added in the final version</w:t>
+        <w:t xml:space="preserve">This chapter includes the student survey results </w:t>
+      </w:r>
+      <w:r>
+        <w:rPr/>
+        <w:t xml:space="preserve">and the user testing with 4 students and 2 lecturers on 28 October 2026</w:t>
       </w:r>
     </w:p>
     <w:p>
@@ -986,7 +998,11 @@
       </w:pPr>
       <w:r>
         <w:rPr/>
-        <w:t>The MariaDB server was used in place of MySQL because it runs the same SQL and the same transactions and row locks A final run on MySQL on the demo laptop is planned in Week 5</w:t>
+        <w:t xml:space="preserve">The MariaDB server was used in place of MySQL because it runs the same SQL and the same transactions and row locks </w:t>
+      </w:r>
+      <w:r>
+        <w:rPr/>
+        <w:t xml:space="preserve">A final run on MySQL on the demonstration laptop gave the same results</w:t>
       </w:r>
     </w:p>
     <w:p>
@@ -995,7 +1011,11 @@
       </w:pPr>
       <w:r>
         <w:rPr/>
-        <w:t>The browser tests were run on the production build Every failed test was first run on the merged code to record the defect and then run again after the fix The fixes are in the working copy and are not committed to GitHub yet</w:t>
+        <w:t xml:space="preserve">The browser tests were run on the production build Every failed test was first run on the merged code to record the defect and then run again after the fix </w:t>
+      </w:r>
+      <w:r>
+        <w:rPr/>
+        <w:t xml:space="preserve">The fixes were then committed and pushed to the main branch on GitHub</w:t>
       </w:r>
     </w:p>
     <w:p>
@@ -1229,7 +1249,7 @@
                 <w:b/>
                 <w:sz w:val="18"/>
               </w:rPr>
-              <w:t>Not run (needs real students)</w:t>
+              <w:t xml:space="preserve">Not run (bookings not timed in the user testing)</w:t>
             </w:r>
           </w:p>
         </w:tc>
@@ -4339,7 +4359,15 @@
       </w:pPr>
       <w:r>
         <w:rPr/>
-        <w:t>On the merged code 6 tests failed and one was blocked and every failure is logged in Group-3_Defect_Log.xlsx 10 defects were logged in total 1 was fixed earlier 9 are fixed in the working copy and passed the retest and 0 are open Tables 5.3 and 5.4 show the results after the fixes</w:t>
+        <w:t xml:space="preserve">On the merged code 6 tests failed and one was blocked and every failure is logged in Group-3_Defect_Log.xlsx 10 defects were logged in total 1 was fixed earlier </w:t>
+      </w:r>
+      <w:r>
+        <w:rPr/>
+        <w:t xml:space="preserve">9 were fixed after testing and passed the retest</w:t>
+      </w:r>
+      <w:r>
+        <w:rPr/>
+        <w:t xml:space="preserve"> and 0 are open Tables 5.3 and 5.4 show the results after the fixes</w:t>
       </w:r>
     </w:p>
     <w:p>
@@ -5790,7 +5818,11 @@
         <w:spacing w:after="40"/>
       </w:pPr>
       <w:r>
-        <w:t>No defects are open The fixes are in the working copy and must be committed and pushed so that the GitHub version matches this chapter</w:t>
+        <w:t xml:space="preserve">No defects are open </w:t>
+      </w:r>
+      <w:r>
+        <w:rPr/>
+        <w:t xml:space="preserve">and the fixed code is on the main branch on GitHub</w:t>
       </w:r>
     </w:p>
     <w:p>
@@ -6414,7 +6446,11 @@
       </w:pPr>
       <w:r>
         <w:rPr/>
-        <w:t>The scripted journey shows that the booking flow has few steps and no waiting The real answer for NFR-01 needs first time students and a stopwatch so the timed test is part of the Week 5 user testing</w:t>
+        <w:t xml:space="preserve">The scripted journey shows that the booking flow has few steps and no waiting The real answer for NFR-01 needs first time students and a stopwatch </w:t>
+      </w:r>
+      <w:r>
+        <w:rPr/>
+        <w:t xml:space="preserve">so the timed test was planned for the user testing but the bookings were not timed there (section 5.6)</w:t>
       </w:r>
     </w:p>
     <w:p>
@@ -7618,7 +7654,13 @@
               <w:rPr>
                 <w:sz w:val="17"/>
               </w:rPr>
-              <w:t>Confirmation and reminder work in preview mode and an SMTP test email was received on 23 October. The booking emails are still to be checked on the demo laptop</w:t>
+              <w:t xml:space="preserve">Confirmation and reminder work in preview mode and an SMTP test email was received on 23 October </w:t>
+            </w:r>
+            <w:r>
+              <w:rPr>
+                <w:sz w:val="17"/>
+              </w:rPr>
+              <w:t xml:space="preserve">The booking emails also arrived on the demonstration laptop</w:t>
             </w:r>
           </w:p>
         </w:tc>
@@ -7764,7 +7806,7 @@
               <w:rPr>
                 <w:sz w:val="17"/>
               </w:rPr>
-              <w:t>Scripted journey took 1.8 seconds. The timed test with students is planned for Week 5</w:t>
+              <w:t xml:space="preserve">Scripted journey took 1.8 seconds The bookings were not timed in the user testing on 28 October</w:t>
             </w:r>
           </w:p>
         </w:tc>
@@ -8218,7 +8260,7 @@
       </w:pPr>
       <w:r>
         <w:rPr/>
-        <w:t>9 of the 9 functional requirements and 6 of the 7 non-functional requirements are fully met and none are unmet</w:t>
+        <w:t xml:space="preserve">9 of the 9 functional requirements and 6 of the 7 non-functional requirements are fully met and none are unmet</w:t>
       </w:r>
     </w:p>
     <w:p>
@@ -8227,7 +8269,15 @@
       </w:pPr>
       <w:r>
         <w:rPr/>
-        <w:t>The only requirement that is not fully met is NFR-01 because the timed test with first time students is planned for Week 5 FR-08 was tested with the email preview and an SMTP test email was sent and received on 23 October (Chapter 4 section 4.7) and the booking emails are checked on the demo laptop in Week 5</w:t>
+        <w:t xml:space="preserve">The only requirement that is not fully met is NFR-01 because the bookings were not timed in the user testing All four students booked a consultation and said the confirmation was clear but there is no time to compare with the 2 minute target FR-08</w:t>
+      </w:r>
+      <w:r>
+        <w:rPr/>
+        <w:t xml:space="preserve"> was tested with the email preview and an SMTP test email was sent and received on 23 October (Chapter 4 section 4.7) </w:t>
+      </w:r>
+      <w:r>
+        <w:rPr/>
+        <w:t xml:space="preserve">and the booking emails arrived on the demonstration laptop</w:t>
       </w:r>
     </w:p>
     <w:p>
@@ -8746,7 +8796,11 @@
       </w:pPr>
       <w:r>
         <w:rPr/>
-        <w:t>The survey has limits It has 13 answers from one campus so it shows what these students said and not all students No lecturers answered it and the lecturer feedback is still to be collected during the user testing in Week 5</w:t>
+        <w:t xml:space="preserve">The survey has limits It has 13 answers from one campus so it shows what these students said and not all students </w:t>
+      </w:r>
+      <w:r>
+        <w:rPr/>
+        <w:t xml:space="preserve">No lecturers answered it so the lecturer view comes from the user testing below</w:t>
       </w:r>
     </w:p>
     <w:p>
@@ -8813,7 +8867,7 @@
                 <w:b/>
                 <w:sz w:val="18"/>
               </w:rPr>
-              <w:t>What it will show</w:t>
+              <w:t xml:space="preserve">What it shows</w:t>
             </w:r>
           </w:p>
         </w:tc>
@@ -8889,7 +8943,7 @@
               <w:rPr>
                 <w:sz w:val="18"/>
               </w:rPr>
-              <w:t>Done and shown above</w:t>
+              <w:t xml:space="preserve">22 October 2026</w:t>
             </w:r>
           </w:p>
         </w:tc>
@@ -8946,7 +9000,7 @@
               <w:rPr>
                 <w:sz w:val="18"/>
               </w:rPr>
-              <w:t>Week 5 (by Monday 26 October)</w:t>
+              <w:t xml:space="preserve">28 October 2026</w:t>
             </w:r>
           </w:p>
         </w:tc>
@@ -9006,6 +9060,914 @@
         </w:tc>
       </w:tr>
     </w:tbl>
+    <w:p>
+      <w:r>
+        <w:rPr>
+          <w:b/>
+        </w:rPr>
+        <w:t>User Testing</w:t>
+      </w:r>
+    </w:p>
+    <w:p>
+      <w:r>
+        <w:t>The user testing was done on 28 October 2026 with 4 students and 2 lecturers who used CampusBook on their own and then answered a Google Form The target was 5 students and 1 lecturer so the lecturer target was met and the student group was one short Each tester is recorded only as S1 to S4 or L1 and L2 Students were asked to log in find an open slot book it and reach the confirmation and lecturers were asked to create or manage their slots Each tester rated how easy the task was from 1 (very difficult) to 5 (very easy) and how likely they are to use CampusBook instead of Teams or WhatsApp from 1 (very unlikely) to 5 (very likely) The bookings were not timed</w:t>
+      </w:r>
+    </w:p>
+    <w:tbl>
+      <w:tblPr>
+        <w:tblStyle w:val="TableGrid"/>
+        <w:tblW w:type="auto" w:w="0"/>
+        <w:tblLayout w:type="fixed"/>
+        <w:tblLook w:firstColumn="1" w:firstRow="1" w:lastColumn="0" w:lastRow="0" w:noHBand="0" w:noVBand="1" w:val="04A0"/>
+      </w:tblPr>
+      <w:tblGrid>
+        <w:gridCol w:w="1083"/>
+        <w:gridCol w:w="969"/>
+        <w:gridCol w:w="1994"/>
+        <w:gridCol w:w="1083"/>
+        <w:gridCol w:w="1083"/>
+        <w:gridCol w:w="3761"/>
+      </w:tblGrid>
+      <w:tr>
+        <w:trPr>
+          <w:tblHeader/>
+          <w:cantSplit/>
+        </w:trPr>
+        <w:tc>
+          <w:tcPr>
+            <w:tcW w:type="dxa" w:w="1083"/>
+            <w:shd w:val="clear" w:color="auto" w:fill="D9EAF0"/>
+          </w:tcPr>
+          <w:p>
+            <w:pPr>
+              <w:keepNext/>
+              <w:spacing w:after="0"/>
+            </w:pPr>
+            <w:r>
+              <w:rPr>
+                <w:b/>
+                <w:sz w:val="16"/>
+              </w:rPr>
+              <w:t>Tester</w:t>
+            </w:r>
+          </w:p>
+        </w:tc>
+        <w:tc>
+          <w:tcPr>
+            <w:tcW w:type="dxa" w:w="969"/>
+            <w:shd w:val="clear" w:color="auto" w:fill="D9EAF0"/>
+          </w:tcPr>
+          <w:p>
+            <w:pPr>
+              <w:keepNext/>
+              <w:spacing w:after="0"/>
+            </w:pPr>
+            <w:r>
+              <w:rPr>
+                <w:b/>
+                <w:sz w:val="16"/>
+              </w:rPr>
+              <w:t>Role</w:t>
+            </w:r>
+          </w:p>
+        </w:tc>
+        <w:tc>
+          <w:tcPr>
+            <w:tcW w:type="dxa" w:w="1994"/>
+            <w:shd w:val="clear" w:color="auto" w:fill="D9EAF0"/>
+          </w:tcPr>
+          <w:p>
+            <w:pPr>
+              <w:keepNext/>
+              <w:spacing w:after="0"/>
+            </w:pPr>
+            <w:r>
+              <w:rPr>
+                <w:b/>
+                <w:sz w:val="16"/>
+              </w:rPr>
+              <w:t>Task done</w:t>
+            </w:r>
+          </w:p>
+        </w:tc>
+        <w:tc>
+          <w:tcPr>
+            <w:tcW w:type="dxa" w:w="1083"/>
+            <w:shd w:val="clear" w:color="auto" w:fill="D9EAF0"/>
+          </w:tcPr>
+          <w:p>
+            <w:pPr>
+              <w:keepNext/>
+              <w:spacing w:after="0"/>
+            </w:pPr>
+            <w:r>
+              <w:rPr>
+                <w:b/>
+                <w:sz w:val="16"/>
+              </w:rPr>
+              <w:t>Task ease (1 to 5)</w:t>
+            </w:r>
+          </w:p>
+        </w:tc>
+        <w:tc>
+          <w:tcPr>
+            <w:tcW w:type="dxa" w:w="1083"/>
+            <w:shd w:val="clear" w:color="auto" w:fill="D9EAF0"/>
+          </w:tcPr>
+          <w:p>
+            <w:pPr>
+              <w:keepNext/>
+              <w:spacing w:after="0"/>
+            </w:pPr>
+            <w:r>
+              <w:rPr>
+                <w:b/>
+                <w:sz w:val="16"/>
+              </w:rPr>
+              <w:t>Would use it (1 to 5)</w:t>
+            </w:r>
+          </w:p>
+        </w:tc>
+        <w:tc>
+          <w:tcPr>
+            <w:tcW w:type="dxa" w:w="3761"/>
+            <w:shd w:val="clear" w:color="auto" w:fill="D9EAF0"/>
+          </w:tcPr>
+          <w:p>
+            <w:pPr>
+              <w:keepNext/>
+              <w:spacing w:after="0"/>
+            </w:pPr>
+            <w:r>
+              <w:rPr>
+                <w:b/>
+                <w:sz w:val="16"/>
+              </w:rPr>
+              <w:t>Suggestion</w:t>
+            </w:r>
+          </w:p>
+        </w:tc>
+      </w:tr>
+      <w:tr>
+        <w:trPr>
+          <w:cantSplit/>
+        </w:trPr>
+        <w:tc>
+          <w:tcPr>
+            <w:tcW w:type="dxa" w:w="1083"/>
+          </w:tcPr>
+          <w:p>
+            <w:pPr>
+              <w:keepNext/>
+              <w:spacing w:after="0"/>
+            </w:pPr>
+            <w:r>
+              <w:rPr>
+                <w:sz w:val="16"/>
+              </w:rPr>
+              <w:t>S1</w:t>
+            </w:r>
+          </w:p>
+        </w:tc>
+        <w:tc>
+          <w:tcPr>
+            <w:tcW w:type="dxa" w:w="969"/>
+          </w:tcPr>
+          <w:p>
+            <w:pPr>
+              <w:keepNext/>
+              <w:spacing w:after="0"/>
+            </w:pPr>
+            <w:r>
+              <w:rPr>
+                <w:sz w:val="16"/>
+              </w:rPr>
+              <w:t>Student</w:t>
+            </w:r>
+          </w:p>
+        </w:tc>
+        <w:tc>
+          <w:tcPr>
+            <w:tcW w:type="dxa" w:w="1994"/>
+          </w:tcPr>
+          <w:p>
+            <w:pPr>
+              <w:keepNext/>
+              <w:spacing w:after="0"/>
+            </w:pPr>
+            <w:r>
+              <w:rPr>
+                <w:sz w:val="16"/>
+              </w:rPr>
+              <w:t>Booked and the confirmation was clear</w:t>
+            </w:r>
+          </w:p>
+        </w:tc>
+        <w:tc>
+          <w:tcPr>
+            <w:tcW w:type="dxa" w:w="1083"/>
+          </w:tcPr>
+          <w:p>
+            <w:pPr>
+              <w:keepNext/>
+              <w:spacing w:after="0"/>
+            </w:pPr>
+            <w:r>
+              <w:rPr>
+                <w:sz w:val="16"/>
+              </w:rPr>
+              <w:t>5</w:t>
+            </w:r>
+          </w:p>
+        </w:tc>
+        <w:tc>
+          <w:tcPr>
+            <w:tcW w:type="dxa" w:w="1083"/>
+          </w:tcPr>
+          <w:p>
+            <w:pPr>
+              <w:keepNext/>
+              <w:spacing w:after="0"/>
+            </w:pPr>
+            <w:r>
+              <w:rPr>
+                <w:sz w:val="16"/>
+              </w:rPr>
+              <w:t>4</w:t>
+            </w:r>
+          </w:p>
+        </w:tc>
+        <w:tc>
+          <w:tcPr>
+            <w:tcW w:type="dxa" w:w="3761"/>
+          </w:tcPr>
+          <w:p>
+            <w:pPr>
+              <w:keepNext/>
+              <w:spacing w:after="0"/>
+            </w:pPr>
+            <w:r>
+              <w:rPr>
+                <w:sz w:val="16"/>
+              </w:rPr>
+              <w:t>Nothing</w:t>
+            </w:r>
+          </w:p>
+        </w:tc>
+      </w:tr>
+      <w:tr>
+        <w:trPr>
+          <w:cantSplit/>
+        </w:trPr>
+        <w:tc>
+          <w:tcPr>
+            <w:tcW w:type="dxa" w:w="1083"/>
+          </w:tcPr>
+          <w:p>
+            <w:pPr>
+              <w:keepNext/>
+              <w:spacing w:after="0"/>
+            </w:pPr>
+            <w:r>
+              <w:rPr>
+                <w:sz w:val="16"/>
+              </w:rPr>
+              <w:t>S2</w:t>
+            </w:r>
+          </w:p>
+        </w:tc>
+        <w:tc>
+          <w:tcPr>
+            <w:tcW w:type="dxa" w:w="969"/>
+          </w:tcPr>
+          <w:p>
+            <w:pPr>
+              <w:keepNext/>
+              <w:spacing w:after="0"/>
+            </w:pPr>
+            <w:r>
+              <w:rPr>
+                <w:sz w:val="16"/>
+              </w:rPr>
+              <w:t>Student</w:t>
+            </w:r>
+          </w:p>
+        </w:tc>
+        <w:tc>
+          <w:tcPr>
+            <w:tcW w:type="dxa" w:w="1994"/>
+          </w:tcPr>
+          <w:p>
+            <w:pPr>
+              <w:keepNext/>
+              <w:spacing w:after="0"/>
+            </w:pPr>
+            <w:r>
+              <w:rPr>
+                <w:sz w:val="16"/>
+              </w:rPr>
+              <w:t>Booked and the confirmation was clear</w:t>
+            </w:r>
+          </w:p>
+        </w:tc>
+        <w:tc>
+          <w:tcPr>
+            <w:tcW w:type="dxa" w:w="1083"/>
+          </w:tcPr>
+          <w:p>
+            <w:pPr>
+              <w:keepNext/>
+              <w:spacing w:after="0"/>
+            </w:pPr>
+            <w:r>
+              <w:rPr>
+                <w:sz w:val="16"/>
+              </w:rPr>
+              <w:t>5</w:t>
+            </w:r>
+          </w:p>
+        </w:tc>
+        <w:tc>
+          <w:tcPr>
+            <w:tcW w:type="dxa" w:w="1083"/>
+          </w:tcPr>
+          <w:p>
+            <w:pPr>
+              <w:keepNext/>
+              <w:spacing w:after="0"/>
+            </w:pPr>
+            <w:r>
+              <w:rPr>
+                <w:sz w:val="16"/>
+              </w:rPr>
+              <w:t>3</w:t>
+            </w:r>
+          </w:p>
+        </w:tc>
+        <w:tc>
+          <w:tcPr>
+            <w:tcW w:type="dxa" w:w="3761"/>
+          </w:tcPr>
+          <w:p>
+            <w:pPr>
+              <w:keepNext/>
+              <w:spacing w:after="0"/>
+            </w:pPr>
+            <w:r>
+              <w:rPr>
+                <w:sz w:val="16"/>
+              </w:rPr>
+              <w:t>Nothing</w:t>
+            </w:r>
+          </w:p>
+        </w:tc>
+      </w:tr>
+      <w:tr>
+        <w:trPr>
+          <w:cantSplit/>
+        </w:trPr>
+        <w:tc>
+          <w:tcPr>
+            <w:tcW w:type="dxa" w:w="1083"/>
+          </w:tcPr>
+          <w:p>
+            <w:pPr>
+              <w:keepNext/>
+              <w:spacing w:after="0"/>
+            </w:pPr>
+            <w:r>
+              <w:rPr>
+                <w:sz w:val="16"/>
+              </w:rPr>
+              <w:t>S3</w:t>
+            </w:r>
+          </w:p>
+        </w:tc>
+        <w:tc>
+          <w:tcPr>
+            <w:tcW w:type="dxa" w:w="969"/>
+          </w:tcPr>
+          <w:p>
+            <w:pPr>
+              <w:keepNext/>
+              <w:spacing w:after="0"/>
+            </w:pPr>
+            <w:r>
+              <w:rPr>
+                <w:sz w:val="16"/>
+              </w:rPr>
+              <w:t>Student</w:t>
+            </w:r>
+          </w:p>
+        </w:tc>
+        <w:tc>
+          <w:tcPr>
+            <w:tcW w:type="dxa" w:w="1994"/>
+          </w:tcPr>
+          <w:p>
+            <w:pPr>
+              <w:keepNext/>
+              <w:spacing w:after="0"/>
+            </w:pPr>
+            <w:r>
+              <w:rPr>
+                <w:sz w:val="16"/>
+              </w:rPr>
+              <w:t>Booked and the confirmation was clear</w:t>
+            </w:r>
+          </w:p>
+        </w:tc>
+        <w:tc>
+          <w:tcPr>
+            <w:tcW w:type="dxa" w:w="1083"/>
+          </w:tcPr>
+          <w:p>
+            <w:pPr>
+              <w:keepNext/>
+              <w:spacing w:after="0"/>
+            </w:pPr>
+            <w:r>
+              <w:rPr>
+                <w:sz w:val="16"/>
+              </w:rPr>
+              <w:t>4</w:t>
+            </w:r>
+          </w:p>
+        </w:tc>
+        <w:tc>
+          <w:tcPr>
+            <w:tcW w:type="dxa" w:w="1083"/>
+          </w:tcPr>
+          <w:p>
+            <w:pPr>
+              <w:keepNext/>
+              <w:spacing w:after="0"/>
+            </w:pPr>
+            <w:r>
+              <w:rPr>
+                <w:sz w:val="16"/>
+              </w:rPr>
+              <w:t>5</w:t>
+            </w:r>
+          </w:p>
+        </w:tc>
+        <w:tc>
+          <w:tcPr>
+            <w:tcW w:type="dxa" w:w="3761"/>
+          </w:tcPr>
+          <w:p>
+            <w:pPr>
+              <w:keepNext/>
+              <w:spacing w:after="0"/>
+            </w:pPr>
+            <w:r>
+              <w:rPr>
+                <w:sz w:val="16"/>
+              </w:rPr>
+              <w:t>A weekly view of all upcoming consultations and a notification when a lecturer adds new times</w:t>
+            </w:r>
+          </w:p>
+        </w:tc>
+      </w:tr>
+      <w:tr>
+        <w:trPr>
+          <w:cantSplit/>
+        </w:trPr>
+        <w:tc>
+          <w:tcPr>
+            <w:tcW w:type="dxa" w:w="1083"/>
+          </w:tcPr>
+          <w:p>
+            <w:pPr>
+              <w:keepNext/>
+              <w:spacing w:after="0"/>
+            </w:pPr>
+            <w:r>
+              <w:rPr>
+                <w:sz w:val="16"/>
+              </w:rPr>
+              <w:t>S4</w:t>
+            </w:r>
+          </w:p>
+        </w:tc>
+        <w:tc>
+          <w:tcPr>
+            <w:tcW w:type="dxa" w:w="969"/>
+          </w:tcPr>
+          <w:p>
+            <w:pPr>
+              <w:keepNext/>
+              <w:spacing w:after="0"/>
+            </w:pPr>
+            <w:r>
+              <w:rPr>
+                <w:sz w:val="16"/>
+              </w:rPr>
+              <w:t>Student</w:t>
+            </w:r>
+          </w:p>
+        </w:tc>
+        <w:tc>
+          <w:tcPr>
+            <w:tcW w:type="dxa" w:w="1994"/>
+          </w:tcPr>
+          <w:p>
+            <w:pPr>
+              <w:keepNext/>
+              <w:spacing w:after="0"/>
+            </w:pPr>
+            <w:r>
+              <w:rPr>
+                <w:sz w:val="16"/>
+              </w:rPr>
+              <w:t>Booked and the confirmation was clear</w:t>
+            </w:r>
+          </w:p>
+        </w:tc>
+        <w:tc>
+          <w:tcPr>
+            <w:tcW w:type="dxa" w:w="1083"/>
+          </w:tcPr>
+          <w:p>
+            <w:pPr>
+              <w:keepNext/>
+              <w:spacing w:after="0"/>
+            </w:pPr>
+            <w:r>
+              <w:rPr>
+                <w:sz w:val="16"/>
+              </w:rPr>
+              <w:t>4</w:t>
+            </w:r>
+          </w:p>
+        </w:tc>
+        <w:tc>
+          <w:tcPr>
+            <w:tcW w:type="dxa" w:w="1083"/>
+          </w:tcPr>
+          <w:p>
+            <w:pPr>
+              <w:keepNext/>
+              <w:spacing w:after="0"/>
+            </w:pPr>
+            <w:r>
+              <w:rPr>
+                <w:sz w:val="16"/>
+              </w:rPr>
+              <w:t>3</w:t>
+            </w:r>
+          </w:p>
+        </w:tc>
+        <w:tc>
+          <w:tcPr>
+            <w:tcW w:type="dxa" w:w="3761"/>
+          </w:tcPr>
+          <w:p>
+            <w:pPr>
+              <w:keepNext/>
+              <w:spacing w:after="0"/>
+            </w:pPr>
+            <w:r>
+              <w:rPr>
+                <w:sz w:val="16"/>
+              </w:rPr>
+              <w:t>Improve the look and make the navigation clearer</w:t>
+            </w:r>
+          </w:p>
+        </w:tc>
+      </w:tr>
+      <w:tr>
+        <w:trPr>
+          <w:cantSplit/>
+        </w:trPr>
+        <w:tc>
+          <w:tcPr>
+            <w:tcW w:type="dxa" w:w="1083"/>
+          </w:tcPr>
+          <w:p>
+            <w:pPr>
+              <w:keepNext/>
+              <w:spacing w:after="0"/>
+            </w:pPr>
+            <w:r>
+              <w:rPr>
+                <w:sz w:val="16"/>
+              </w:rPr>
+              <w:t>L1</w:t>
+            </w:r>
+          </w:p>
+        </w:tc>
+        <w:tc>
+          <w:tcPr>
+            <w:tcW w:type="dxa" w:w="969"/>
+          </w:tcPr>
+          <w:p>
+            <w:pPr>
+              <w:keepNext/>
+              <w:spacing w:after="0"/>
+            </w:pPr>
+            <w:r>
+              <w:rPr>
+                <w:sz w:val="16"/>
+              </w:rPr>
+              <w:t>Lecturer</w:t>
+            </w:r>
+          </w:p>
+        </w:tc>
+        <w:tc>
+          <w:tcPr>
+            <w:tcW w:type="dxa" w:w="1994"/>
+          </w:tcPr>
+          <w:p>
+            <w:pPr>
+              <w:keepNext/>
+              <w:spacing w:after="0"/>
+            </w:pPr>
+            <w:r>
+              <w:rPr>
+                <w:sz w:val="16"/>
+              </w:rPr>
+              <w:t>Created and managed slots</w:t>
+            </w:r>
+          </w:p>
+        </w:tc>
+        <w:tc>
+          <w:tcPr>
+            <w:tcW w:type="dxa" w:w="1083"/>
+          </w:tcPr>
+          <w:p>
+            <w:pPr>
+              <w:keepNext/>
+              <w:spacing w:after="0"/>
+            </w:pPr>
+            <w:r>
+              <w:rPr>
+                <w:sz w:val="16"/>
+              </w:rPr>
+              <w:t>3</w:t>
+            </w:r>
+          </w:p>
+        </w:tc>
+        <w:tc>
+          <w:tcPr>
+            <w:tcW w:type="dxa" w:w="1083"/>
+          </w:tcPr>
+          <w:p>
+            <w:pPr>
+              <w:keepNext/>
+              <w:spacing w:after="0"/>
+            </w:pPr>
+            <w:r>
+              <w:rPr>
+                <w:sz w:val="16"/>
+              </w:rPr>
+              <w:t>2</w:t>
+            </w:r>
+          </w:p>
+        </w:tc>
+        <w:tc>
+          <w:tcPr>
+            <w:tcW w:type="dxa" w:w="3761"/>
+          </w:tcPr>
+          <w:p>
+            <w:pPr>
+              <w:keepNext/>
+              <w:spacing w:after="0"/>
+            </w:pPr>
+            <w:r>
+              <w:rPr>
+                <w:sz w:val="16"/>
+              </w:rPr>
+              <w:t>Add a chat or call feature</w:t>
+            </w:r>
+          </w:p>
+        </w:tc>
+      </w:tr>
+      <w:tr>
+        <w:trPr>
+          <w:cantSplit/>
+        </w:trPr>
+        <w:tc>
+          <w:tcPr>
+            <w:tcW w:type="dxa" w:w="1083"/>
+          </w:tcPr>
+          <w:p>
+            <w:pPr>
+              <w:keepNext/>
+              <w:spacing w:after="0"/>
+            </w:pPr>
+            <w:r>
+              <w:rPr>
+                <w:sz w:val="16"/>
+              </w:rPr>
+              <w:t>L2</w:t>
+            </w:r>
+          </w:p>
+        </w:tc>
+        <w:tc>
+          <w:tcPr>
+            <w:tcW w:type="dxa" w:w="969"/>
+          </w:tcPr>
+          <w:p>
+            <w:pPr>
+              <w:keepNext/>
+              <w:spacing w:after="0"/>
+            </w:pPr>
+            <w:r>
+              <w:rPr>
+                <w:sz w:val="16"/>
+              </w:rPr>
+              <w:t>Lecturer</w:t>
+            </w:r>
+          </w:p>
+        </w:tc>
+        <w:tc>
+          <w:tcPr>
+            <w:tcW w:type="dxa" w:w="1994"/>
+          </w:tcPr>
+          <w:p>
+            <w:pPr>
+              <w:keepNext/>
+              <w:spacing w:after="0"/>
+            </w:pPr>
+            <w:r>
+              <w:rPr>
+                <w:sz w:val="16"/>
+              </w:rPr>
+              <w:t>Created and managed slots</w:t>
+            </w:r>
+          </w:p>
+        </w:tc>
+        <w:tc>
+          <w:tcPr>
+            <w:tcW w:type="dxa" w:w="1083"/>
+          </w:tcPr>
+          <w:p>
+            <w:pPr>
+              <w:keepNext/>
+              <w:spacing w:after="0"/>
+            </w:pPr>
+            <w:r>
+              <w:rPr>
+                <w:sz w:val="16"/>
+              </w:rPr>
+              <w:t>2</w:t>
+            </w:r>
+          </w:p>
+        </w:tc>
+        <w:tc>
+          <w:tcPr>
+            <w:tcW w:type="dxa" w:w="1083"/>
+          </w:tcPr>
+          <w:p>
+            <w:pPr>
+              <w:keepNext/>
+              <w:spacing w:after="0"/>
+            </w:pPr>
+            <w:r>
+              <w:rPr>
+                <w:sz w:val="16"/>
+              </w:rPr>
+              <w:t>5</w:t>
+            </w:r>
+          </w:p>
+        </w:tc>
+        <w:tc>
+          <w:tcPr>
+            <w:tcW w:type="dxa" w:w="3761"/>
+          </w:tcPr>
+          <w:p>
+            <w:pPr>
+              <w:keepNext/>
+              <w:spacing w:after="0"/>
+            </w:pPr>
+            <w:r>
+              <w:rPr>
+                <w:sz w:val="16"/>
+              </w:rPr>
+              <w:t>More features</w:t>
+            </w:r>
+          </w:p>
+        </w:tc>
+      </w:tr>
+      <w:tr>
+        <w:trPr>
+          <w:cantSplit/>
+        </w:trPr>
+        <w:tc>
+          <w:tcPr>
+            <w:tcW w:type="dxa" w:w="1083"/>
+          </w:tcPr>
+          <w:p>
+            <w:pPr>
+              <w:spacing w:after="0"/>
+            </w:pPr>
+            <w:r>
+              <w:rPr>
+                <w:sz w:val="16"/>
+              </w:rPr>
+              <w:t>Average</w:t>
+            </w:r>
+          </w:p>
+        </w:tc>
+        <w:tc>
+          <w:tcPr>
+            <w:tcW w:type="dxa" w:w="969"/>
+          </w:tcPr>
+          <w:p>
+            <w:pPr>
+              <w:spacing w:after="0"/>
+            </w:pPr>
+            <w:r>
+              <w:rPr>
+                <w:sz w:val="16"/>
+              </w:rPr>
+            </w:r>
+          </w:p>
+        </w:tc>
+        <w:tc>
+          <w:tcPr>
+            <w:tcW w:type="dxa" w:w="1994"/>
+          </w:tcPr>
+          <w:p>
+            <w:pPr>
+              <w:spacing w:after="0"/>
+            </w:pPr>
+            <w:r>
+              <w:rPr>
+                <w:sz w:val="16"/>
+              </w:rPr>
+              <w:t>6 of 6 completed the task</w:t>
+            </w:r>
+          </w:p>
+        </w:tc>
+        <w:tc>
+          <w:tcPr>
+            <w:tcW w:type="dxa" w:w="1083"/>
+          </w:tcPr>
+          <w:p>
+            <w:pPr>
+              <w:spacing w:after="0"/>
+            </w:pPr>
+            <w:r>
+              <w:rPr>
+                <w:sz w:val="16"/>
+              </w:rPr>
+              <w:t>3.83</w:t>
+            </w:r>
+          </w:p>
+        </w:tc>
+        <w:tc>
+          <w:tcPr>
+            <w:tcW w:type="dxa" w:w="1083"/>
+          </w:tcPr>
+          <w:p>
+            <w:pPr>
+              <w:spacing w:after="0"/>
+            </w:pPr>
+            <w:r>
+              <w:rPr>
+                <w:sz w:val="16"/>
+              </w:rPr>
+              <w:t>3.67</w:t>
+            </w:r>
+          </w:p>
+        </w:tc>
+        <w:tc>
+          <w:tcPr>
+            <w:tcW w:type="dxa" w:w="3761"/>
+          </w:tcPr>
+          <w:p>
+            <w:pPr>
+              <w:spacing w:after="0"/>
+            </w:pPr>
+            <w:r>
+              <w:rPr>
+                <w:sz w:val="16"/>
+              </w:rPr>
+            </w:r>
+          </w:p>
+        </w:tc>
+      </w:tr>
+    </w:tbl>
+    <w:p>
+      <w:pPr>
+        <w:spacing w:after="40"/>
+      </w:pPr>
+      <w:r>
+        <w:rPr/>
+      </w:r>
+    </w:p>
+    <w:p>
+      <w:r>
+        <w:t>4 of the 6 testers (66.7%) rated the task easy or very easy which is below the 80% target The four students were positive with an average of 4.50 out of 5 and all four said it was easy to find a slot and understand the details and that the booking confirmation was clear The two lecturers could create and manage slots but rated the task 3 and 2 (average 2.50) so the Lecturer slots page needs clearer navigation and should be checked by watching lecturers use it</w:t>
+      </w:r>
+    </w:p>
+    <w:p>
+      <w:r>
+        <w:t>Willingness to use CampusBook instead of Teams or WhatsApp averaged 3.67 out of 5 and 3 of the 6 testers gave 4 or 5 The suggestions were a weekly view of upcoming consultations with a notification when a lecturer adds new times clearer navigation a chat or call feature and more features in general Two testers suggested no change</w:t>
+      </w:r>
+    </w:p>
     <w:p>
       <w:pPr>
         <w:spacing w:after="40"/>
@@ -9029,7 +9991,11 @@
       </w:pPr>
       <w:r>
         <w:rPr/>
-        <w:t>The tests show that the booking journey works from login to confirmation on a phone and a laptop and that two students can never hold the same slot 35 of 36 tests pass after the fixes and the one test not run needs real students</w:t>
+        <w:t xml:space="preserve">The tests show that the booking journey works from login to confirmation on a phone and a laptop and that two students can never hold the same slot </w:t>
+      </w:r>
+      <w:r>
+        <w:rPr/>
+        <w:t xml:space="preserve">35 of 36 tests pass after the fixes and the one test not run is the timed booking test</w:t>
       </w:r>
     </w:p>
     <w:p>
@@ -9038,7 +10004,15 @@
       </w:pPr>
       <w:r>
         <w:rPr/>
-        <w:t>Testing found real problems at the joins between the pages and the API The Lecturer slots page and the Book a slot page did not read the Slots API correctly and My bookings had no change button These and the other defects are fixed in the working copy and each fix was retested The fixes must be committed and pushed and the tests run once more on the GitHub version before the final submission on 29 October</w:t>
+        <w:t xml:space="preserve">Testing found real problems at the joins between the pages and the API The Lecturer slots page and the Book a slot page did not read the Slots API correctly and My bookings had no change button </w:t>
+      </w:r>
+      <w:r>
+        <w:rPr/>
+        <w:t xml:space="preserve">These and the other defects were fixed and each fix was retested </w:t>
+      </w:r>
+      <w:r>
+        <w:rPr/>
+        <w:t xml:space="preserve">and the fixed code was merged into the main branch</w:t>
       </w:r>
     </w:p>
     <w:p>
@@ -9047,7 +10021,11 @@
       </w:pPr>
       <w:r>
         <w:rPr/>
-        <w:t>The student survey (13 answers) supports the need for the system and the features chosen User testing results will complete this chapter in Week 5</w:t>
+        <w:t xml:space="preserve">The student survey (13 answers) supports the need for the system and the features chosen </w:t>
+      </w:r>
+      <w:r>
+        <w:rPr/>
+        <w:t xml:space="preserve">and in the user testing 4 of the 6 users rated CampusBook easy to use with the students more positive than the lecturers</w:t>
       </w:r>
     </w:p>
     <w:sectPr>
